--- a/docs/governance/guide-gouvernance-nl.docx
+++ b/docs/governance/guide-gouvernance-nl.docx
@@ -31,7 +31,7 @@
         <w:pStyle w:val="Date"/>
       </w:pPr>
       <w:r>
-        <w:t xml:space="preserve">Versie 1.1 — 5 juni 2026</w:t>
+        <w:t xml:space="preserve">Versie 1.2 — 1 september 2026</w:t>
       </w:r>
     </w:p>
     <w:bookmarkStart w:id="13" w:name="voorwoord"/>
@@ -2574,13 +2574,13 @@
       </w:r>
     </w:p>
     <w:bookmarkEnd w:id="28"/>
-    <w:bookmarkStart w:id="29" w:name="de-vijf-statussen-van-een-lidmaatschap"/>
+    <w:bookmarkStart w:id="29" w:name="de-statussen-van-een-lidmaatschap"/>
     <w:p>
       <w:pPr>
         <w:pStyle w:val="Heading2"/>
       </w:pPr>
       <w:r>
-        <w:t xml:space="preserve">3.2. De vijf statussen van een lidmaatschap</w:t>
+        <w:t xml:space="preserve">3.2. De statussen van een lidmaatschap</w:t>
       </w:r>
     </w:p>
     <w:p>
@@ -2619,7 +2619,7 @@
         <w:t xml:space="preserve"> </w:t>
       </w:r>
       <w:r>
-        <w:t xml:space="preserve">die de staat van de delegatie op een bepaald moment uitdrukt. Vijf statussen zijn mogelijk:</w:t>
+        <w:t xml:space="preserve">die de staat van de delegatie op een bepaald moment uitdrukt. De statussen die de governance aangaan:</w:t>
       </w:r>
     </w:p>
     <w:p>
@@ -2651,7 +2651,7 @@
           <w:b/>
           <w:bCs/>
         </w:rPr>
-        <w:t xml:space="preserve">pending</w:t>
+        <w:t xml:space="preserve">pending_validation</w:t>
       </w:r>
       <w:r>
         <w:t xml:space="preserve"> </w:t>
@@ -2800,13 +2800,86 @@
         <w:rPr>
           <w:rStyle w:val="VerbatimChar"/>
         </w:rPr>
+        <w:t xml:space="preserve">removed</w:t>
+      </w:r>
+      <w:r>
+        <w:t xml:space="preserve"> </w:t>
+      </w:r>
+      <w:r>
+        <w:t xml:space="preserve">op dag +7.</w:t>
+      </w:r>
+    </w:p>
+    <w:p>
+      <w:pPr>
+        <w:pStyle w:val="BodyText"/>
+      </w:pPr>
+      <w:r>
+        <w:rPr>
+          <w:rStyle w:val="VerbatimChar"/>
+          <w:b/>
+          <w:bCs/>
+        </w:rPr>
+        <w:t xml:space="preserve">vacated</w:t>
+      </w:r>
+      <w:r>
+        <w:t xml:space="preserve"> </w:t>
+      </w:r>
+      <w:r>
+        <w:t xml:space="preserve">—</w:t>
+      </w:r>
+      <w:r>
+        <w:t xml:space="preserve"> </w:t>
+      </w:r>
+      <w:r>
+        <w:rPr>
+          <w:b/>
+          <w:bCs/>
+        </w:rPr>
+        <w:t xml:space="preserve">Vrijwillig neergelegde rol.</w:t>
+      </w:r>
+      <w:r>
+        <w:t xml:space="preserve"> </w:t>
+      </w:r>
+      <w:r>
+        <w:t xml:space="preserve">Gezet door de zelfdegradatie (</w:t>
+      </w:r>
+      <w:r>
+        <w:t xml:space="preserve">“Ik geef het stokje door”</w:t>
+      </w:r>
+      <w:r>
+        <w:t xml:space="preserve">, recht P3). De persoon heeft beslist — deze status zegt precies dat, en niets anders.</w:t>
+      </w:r>
+      <w:r>
+        <w:t xml:space="preserve"> </w:t>
+      </w:r>
+      <w:r>
+        <w:rPr>
+          <w:i/>
+          <w:iCs/>
+        </w:rPr>
+        <w:t xml:space="preserve">(Onderscheid ingevoerd op 01/09/2026: vóór die datum zette het vrijwillige vertrek</w:t>
+      </w:r>
+      <w:r>
+        <w:rPr>
+          <w:i/>
+          <w:iCs/>
+        </w:rPr>
+        <w:t xml:space="preserve"> </w:t>
+      </w:r>
+      <w:r>
+        <w:rPr>
+          <w:rStyle w:val="VerbatimChar"/>
+          <w:i/>
+          <w:iCs/>
+        </w:rPr>
         <w:t xml:space="preserve">inactive</w:t>
       </w:r>
       <w:r>
-        <w:t xml:space="preserve"> </w:t>
-      </w:r>
-      <w:r>
-        <w:t xml:space="preserve">op dag +7.</w:t>
+        <w:rPr>
+          <w:i/>
+          <w:iCs/>
+        </w:rPr>
+        <w:t xml:space="preserve">, wat het verwarde met een verlaten account.)</w:t>
       </w:r>
     </w:p>
     <w:p>
@@ -2819,13 +2892,133 @@
           <w:b/>
           <w:bCs/>
         </w:rPr>
+        <w:t xml:space="preserve">removed</w:t>
+      </w:r>
+      <w:r>
+        <w:t xml:space="preserve"> </w:t>
+      </w:r>
+      <w:r>
+        <w:t xml:space="preserve">— Lidmaatschap gesloten door een beslissing of een mechanisme van het SIGB: einde van de wachttijd van een terugtrekking (dag +7), of sluiting van de rij van de lagere rang bij een bevordering (exclusieve rol, cf. §5.6).</w:t>
+      </w:r>
+    </w:p>
+    <w:p>
+      <w:pPr>
+        <w:pStyle w:val="BodyText"/>
+      </w:pPr>
+      <w:r>
+        <w:rPr>
+          <w:rStyle w:val="VerbatimChar"/>
+          <w:b/>
+          <w:bCs/>
+        </w:rPr>
         <w:t xml:space="preserve">inactive</w:t>
       </w:r>
       <w:r>
         <w:t xml:space="preserve"> </w:t>
       </w:r>
       <w:r>
-        <w:t xml:space="preserve">— Gesloten lidmaatschap. De persoon is niet meer in het team. Geen toegang. Meerdere mogelijke oorzaken: vrijwillig vertrek, einde wachttijd, verlaten account (automatisch na 9 maanden).</w:t>
+        <w:t xml:space="preserve">—</w:t>
+      </w:r>
+      <w:r>
+        <w:t xml:space="preserve"> </w:t>
+      </w:r>
+      <w:r>
+        <w:rPr>
+          <w:b/>
+          <w:bCs/>
+        </w:rPr>
+        <w:t xml:space="preserve">Verlaten account.</w:t>
+      </w:r>
+      <w:r>
+        <w:t xml:space="preserve"> </w:t>
+      </w:r>
+      <w:r>
+        <w:t xml:space="preserve">Enkel gezet door de cron van het automatische vertrek, na 9 maanden zonder inloggen (T9). De persoon heeft niets beslist: die is verdwenen.</w:t>
+      </w:r>
+    </w:p>
+    <w:p>
+      <w:pPr>
+        <w:pStyle w:val="BodyText"/>
+      </w:pPr>
+      <w:r>
+        <w:rPr>
+          <w:i/>
+          <w:iCs/>
+        </w:rPr>
+        <w:t xml:space="preserve">(De tabel draagt ook enkele statussen eigen aan de inschrijvings- en uitleentrajecten —</w:t>
+      </w:r>
+      <w:r>
+        <w:rPr>
+          <w:i/>
+          <w:iCs/>
+        </w:rPr>
+        <w:t xml:space="preserve"> </w:t>
+      </w:r>
+      <w:r>
+        <w:rPr>
+          <w:rStyle w:val="VerbatimChar"/>
+          <w:i/>
+          <w:iCs/>
+        </w:rPr>
+        <w:t xml:space="preserve">refused</w:t>
+      </w:r>
+      <w:r>
+        <w:rPr>
+          <w:i/>
+          <w:iCs/>
+        </w:rPr>
+        <w:t xml:space="preserve">,</w:t>
+      </w:r>
+      <w:r>
+        <w:rPr>
+          <w:i/>
+          <w:iCs/>
+        </w:rPr>
+        <w:t xml:space="preserve"> </w:t>
+      </w:r>
+      <w:r>
+        <w:rPr>
+          <w:rStyle w:val="VerbatimChar"/>
+          <w:i/>
+          <w:iCs/>
+        </w:rPr>
+        <w:t xml:space="preserve">left_with_pending_circulation</w:t>
+      </w:r>
+      <w:r>
+        <w:rPr>
+          <w:i/>
+          <w:iCs/>
+        </w:rPr>
+        <w:t xml:space="preserve">,</w:t>
+      </w:r>
+      <w:r>
+        <w:rPr>
+          <w:i/>
+          <w:iCs/>
+        </w:rPr>
+        <w:t xml:space="preserve"> </w:t>
+      </w:r>
+      <w:r>
+        <w:rPr>
+          <w:rStyle w:val="VerbatimChar"/>
+          <w:i/>
+          <w:iCs/>
+        </w:rPr>
+        <w:t xml:space="preserve">terminated</w:t>
+      </w:r>
+      <w:r>
+        <w:rPr>
+          <w:i/>
+          <w:iCs/>
+        </w:rPr>
+        <w:t xml:space="preserve"> </w:t>
+      </w:r>
+      <w:r>
+        <w:rPr>
+          <w:i/>
+          <w:iCs/>
+        </w:rPr>
+        <w:t xml:space="preserve">— die niet tot de teamgovernance behoren en in deze gids niet worden behandeld.)</w:t>
       </w:r>
     </w:p>
     <w:bookmarkEnd w:id="29"/>
@@ -2890,7 +3083,7 @@
         <w:rPr>
           <w:rStyle w:val="VerbatimChar"/>
         </w:rPr>
-        <w:t xml:space="preserve">              ┌───────────────┼───────────────┐    │</w:t>
+        <w:t xml:space="preserve">        ┌──────────────┬──────┴────────┬───────────│──────┐</w:t>
       </w:r>
       <w:r>
         <w:br/>
@@ -2899,7 +3092,7 @@
         <w:rPr>
           <w:rStyle w:val="VerbatimChar"/>
         </w:rPr>
-        <w:t xml:space="preserve">              ▼               ▼               ▼    │</w:t>
+        <w:t xml:space="preserve">        ▼              ▼               ▼           │      ▼</w:t>
       </w:r>
       <w:r>
         <w:br/>
@@ -2908,7 +3101,7 @@
         <w:rPr>
           <w:rStyle w:val="VerbatimChar"/>
         </w:rPr>
-        <w:t xml:space="preserve">       ┌─────────────┐  ┌─────────────┐  ┌─────────┴────┐</w:t>
+        <w:t xml:space="preserve"> ┌─────────────┐ ┌─────────────┐ ┌────────────┐    │ ┌────────────┐</w:t>
       </w:r>
       <w:r>
         <w:br/>
@@ -2917,7 +3110,7 @@
         <w:rPr>
           <w:rStyle w:val="VerbatimChar"/>
         </w:rPr>
-        <w:t xml:space="preserve">       │  suspended  │  │ pending_    │  │  inactive    │</w:t>
+        <w:t xml:space="preserve"> │  suspended  │ │ pending_    │ │  vacated   │    │ │  inactive  │</w:t>
       </w:r>
       <w:r>
         <w:br/>
@@ -2926,7 +3119,7 @@
         <w:rPr>
           <w:rStyle w:val="VerbatimChar"/>
         </w:rPr>
-        <w:t xml:space="preserve">       │             │  │ removal     │  │              │</w:t>
+        <w:t xml:space="preserve"> │             │ │ removal     │ │ (P3, zelf) │    │ │ (T9, cron) │</w:t>
       </w:r>
       <w:r>
         <w:br/>
@@ -2935,7 +3128,7 @@
         <w:rPr>
           <w:rStyle w:val="VerbatimChar"/>
         </w:rPr>
-        <w:t xml:space="preserve">       └──────┬──────┘  └──────┬──────┘  └──────────────┘</w:t>
+        <w:t xml:space="preserve"> └──────┬──────┘ └──────┬──────┘ └────────────┘    │ └────────────┘</w:t>
       </w:r>
       <w:r>
         <w:br/>
@@ -2944,7 +3137,7 @@
         <w:rPr>
           <w:rStyle w:val="VerbatimChar"/>
         </w:rPr>
-        <w:t xml:space="preserve">              │                │</w:t>
+        <w:t xml:space="preserve">        │               │                          │</w:t>
       </w:r>
       <w:r>
         <w:br/>
@@ -2953,7 +3146,7 @@
         <w:rPr>
           <w:rStyle w:val="VerbatimChar"/>
         </w:rPr>
-        <w:t xml:space="preserve">              │ opheffing      │ annulering</w:t>
+        <w:t xml:space="preserve">        │ opheffing     │ annulering               │</w:t>
       </w:r>
       <w:r>
         <w:br/>
@@ -2962,7 +3155,7 @@
         <w:rPr>
           <w:rStyle w:val="VerbatimChar"/>
         </w:rPr>
-        <w:t xml:space="preserve">              └────────────────┴────────────┐</w:t>
+        <w:t xml:space="preserve">        └───────────────┴──────────────────────────┘</w:t>
       </w:r>
       <w:r>
         <w:br/>
@@ -2971,7 +3164,7 @@
         <w:rPr>
           <w:rStyle w:val="VerbatimChar"/>
         </w:rPr>
-        <w:t xml:space="preserve">                               │            │</w:t>
+        <w:t xml:space="preserve">                        │</w:t>
       </w:r>
       <w:r>
         <w:br/>
@@ -2980,7 +3173,7 @@
         <w:rPr>
           <w:rStyle w:val="VerbatimChar"/>
         </w:rPr>
-        <w:t xml:space="preserve">                               ▼ (dag+7)    ▼</w:t>
+        <w:t xml:space="preserve">                        ▼ (dag+7)</w:t>
       </w:r>
       <w:r>
         <w:br/>
@@ -2989,7 +3182,7 @@
         <w:rPr>
           <w:rStyle w:val="VerbatimChar"/>
         </w:rPr>
-        <w:t xml:space="preserve">                        ┌──────────────┐</w:t>
+        <w:t xml:space="preserve">                 ┌──────────────┐</w:t>
       </w:r>
       <w:r>
         <w:br/>
@@ -2998,7 +3191,7 @@
         <w:rPr>
           <w:rStyle w:val="VerbatimChar"/>
         </w:rPr>
-        <w:t xml:space="preserve">                        │   inactive   │</w:t>
+        <w:t xml:space="preserve">                 │   removed    │</w:t>
       </w:r>
       <w:r>
         <w:br/>
@@ -3007,7 +3200,7 @@
         <w:rPr>
           <w:rStyle w:val="VerbatimChar"/>
         </w:rPr>
-        <w:t xml:space="preserve">                        └──────────────┘</w:t>
+        <w:t xml:space="preserve">                 └──────────────┘</w:t>
       </w:r>
     </w:p>
     <w:p>
@@ -3027,7 +3220,16 @@
         </w:numPr>
       </w:pPr>
       <w:r>
-        <w:t xml:space="preserve">Men kan</w:t>
+        <w:t xml:space="preserve">Men kan een</w:t>
+      </w:r>
+      <w:r>
+        <w:t xml:space="preserve"> </w:t>
+      </w:r>
+      <w:r>
+        <w:rPr>
+          <w:rStyle w:val="VerbatimChar"/>
+        </w:rPr>
+        <w:t xml:space="preserve">librarian</w:t>
       </w:r>
       <w:r>
         <w:t xml:space="preserve"> </w:t>
@@ -3043,7 +3245,34 @@
         <w:t xml:space="preserve"> </w:t>
       </w:r>
       <w:r>
-        <w:t xml:space="preserve">rechtstreeks van</w:t>
+        <w:t xml:space="preserve">met één gebaar uitsluiten door een eenzijdige beslissing van een andere coördinator. Er moet via</w:t>
+      </w:r>
+      <w:r>
+        <w:t xml:space="preserve"> </w:t>
+      </w:r>
+      <w:r>
+        <w:rPr>
+          <w:rStyle w:val="VerbatimChar"/>
+        </w:rPr>
+        <w:t xml:space="preserve">pending_removal</w:t>
+      </w:r>
+      <w:r>
+        <w:t xml:space="preserve"> </w:t>
+      </w:r>
+      <w:r>
+        <w:t xml:space="preserve">worden gegaan en de wachttijd worden afgewacht (of de persoon degradeert zichzelf).</w:t>
+      </w:r>
+    </w:p>
+    <w:p>
+      <w:pPr>
+        <w:pStyle w:val="Compact"/>
+        <w:numPr>
+          <w:ilvl w:val="0"/>
+          <w:numId w:val="1013"/>
+        </w:numPr>
+      </w:pPr>
+      <w:r>
+        <w:t xml:space="preserve">Men kan de eigen</w:t>
       </w:r>
       <w:r>
         <w:t xml:space="preserve"> </w:t>
@@ -3058,7 +3287,105 @@
         <w:t xml:space="preserve"> </w:t>
       </w:r>
       <w:r>
-        <w:t xml:space="preserve">naar</w:t>
+        <w:t xml:space="preserve">rol</w:t>
+      </w:r>
+      <w:r>
+        <w:t xml:space="preserve"> </w:t>
+      </w:r>
+      <w:r>
+        <w:rPr>
+          <w:b/>
+          <w:bCs/>
+        </w:rPr>
+        <w:t xml:space="preserve">altijd</w:t>
+      </w:r>
+      <w:r>
+        <w:t xml:space="preserve"> </w:t>
+      </w:r>
+      <w:r>
+        <w:t xml:space="preserve">vrijwillig neerleggen (zelfdegradatie, recht P3): de rij gaat naar</w:t>
+      </w:r>
+      <w:r>
+        <w:t xml:space="preserve"> </w:t>
+      </w:r>
+      <w:r>
+        <w:rPr>
+          <w:rStyle w:val="VerbatimChar"/>
+        </w:rPr>
+        <w:t xml:space="preserve">vacated</w:t>
+      </w:r>
+      <w:r>
+        <w:t xml:space="preserve">, onmiddellijk.</w:t>
+      </w:r>
+    </w:p>
+    <w:p>
+      <w:pPr>
+        <w:pStyle w:val="Compact"/>
+        <w:numPr>
+          <w:ilvl w:val="0"/>
+          <w:numId w:val="1013"/>
+        </w:numPr>
+      </w:pPr>
+      <w:r>
+        <w:rPr>
+          <w:rStyle w:val="VerbatimChar"/>
+        </w:rPr>
+        <w:t xml:space="preserve">suspended</w:t>
+      </w:r>
+      <w:r>
+        <w:t xml:space="preserve"> </w:t>
+      </w:r>
+      <w:r>
+        <w:t xml:space="preserve">heeft</w:t>
+      </w:r>
+      <w:r>
+        <w:t xml:space="preserve"> </w:t>
+      </w:r>
+      <w:r>
+        <w:rPr>
+          <w:b/>
+          <w:bCs/>
+        </w:rPr>
+        <w:t xml:space="preserve">geen</w:t>
+      </w:r>
+      <w:r>
+        <w:t xml:space="preserve"> </w:t>
+      </w:r>
+      <w:r>
+        <w:t xml:space="preserve">maximale duur. Het is geen wachttijd vóór uitsluiting, het is een conservatoire maatregel — die duurt zolang de beraadslaging loopt.</w:t>
+      </w:r>
+    </w:p>
+    <w:p>
+      <w:pPr>
+        <w:pStyle w:val="Compact"/>
+        <w:numPr>
+          <w:ilvl w:val="0"/>
+          <w:numId w:val="1013"/>
+        </w:numPr>
+      </w:pPr>
+      <w:r>
+        <w:t xml:space="preserve">Van een gesloten status (</w:t>
+      </w:r>
+      <w:r>
+        <w:rPr>
+          <w:rStyle w:val="VerbatimChar"/>
+        </w:rPr>
+        <w:t xml:space="preserve">vacated</w:t>
+      </w:r>
+      <w:r>
+        <w:t xml:space="preserve">,</w:t>
+      </w:r>
+      <w:r>
+        <w:t xml:space="preserve"> </w:t>
+      </w:r>
+      <w:r>
+        <w:rPr>
+          <w:rStyle w:val="VerbatimChar"/>
+        </w:rPr>
+        <w:t xml:space="preserve">removed</w:t>
+      </w:r>
+      <w:r>
+        <w:t xml:space="preserve">,</w:t>
       </w:r>
       <w:r>
         <w:t xml:space="preserve"> </w:t>
@@ -3070,68 +3397,23 @@
         <w:t xml:space="preserve">inactive</w:t>
       </w:r>
       <w:r>
-        <w:t xml:space="preserve"> </w:t>
-      </w:r>
-      <w:r>
-        <w:t xml:space="preserve">gaan voor een</w:t>
-      </w:r>
-      <w:r>
-        <w:t xml:space="preserve"> </w:t>
-      </w:r>
-      <w:r>
-        <w:rPr>
-          <w:rStyle w:val="VerbatimChar"/>
-        </w:rPr>
-        <w:t xml:space="preserve">librarian</w:t>
-      </w:r>
-      <w:r>
-        <w:t xml:space="preserve"> </w:t>
-      </w:r>
-      <w:r>
-        <w:t xml:space="preserve">door een eenzijdige beslissing van een andere coördinator. Er moet via</w:t>
-      </w:r>
-      <w:r>
-        <w:t xml:space="preserve"> </w:t>
-      </w:r>
-      <w:r>
-        <w:rPr>
-          <w:rStyle w:val="VerbatimChar"/>
-        </w:rPr>
-        <w:t xml:space="preserve">pending_removal</w:t>
-      </w:r>
-      <w:r>
-        <w:t xml:space="preserve"> </w:t>
-      </w:r>
-      <w:r>
-        <w:t xml:space="preserve">worden gegaan en de wachttijd worden afgewacht (of de persoon degradeert zichzelf).</w:t>
-      </w:r>
-    </w:p>
-    <w:p>
-      <w:pPr>
-        <w:pStyle w:val="Compact"/>
-        <w:numPr>
-          <w:ilvl w:val="0"/>
-          <w:numId w:val="1013"/>
-        </w:numPr>
-      </w:pPr>
-      <w:r>
-        <w:t xml:space="preserve">Men kan</w:t>
-      </w:r>
-      <w:r>
-        <w:t xml:space="preserve"> </w:t>
-      </w:r>
-      <w:r>
-        <w:rPr>
-          <w:b/>
-          <w:bCs/>
-        </w:rPr>
-        <w:t xml:space="preserve">altijd</w:t>
-      </w:r>
-      <w:r>
-        <w:t xml:space="preserve"> </w:t>
-      </w:r>
-      <w:r>
-        <w:t xml:space="preserve">van de eigen</w:t>
+        <w:t xml:space="preserve">) keert men</w:t>
+      </w:r>
+      <w:r>
+        <w:t xml:space="preserve"> </w:t>
+      </w:r>
+      <w:r>
+        <w:rPr>
+          <w:b/>
+          <w:bCs/>
+        </w:rPr>
+        <w:t xml:space="preserve">niet</w:t>
+      </w:r>
+      <w:r>
+        <w:t xml:space="preserve"> </w:t>
+      </w:r>
+      <w:r>
+        <w:t xml:space="preserve">rechtstreeks terug naar</w:t>
       </w:r>
       <w:r>
         <w:t xml:space="preserve"> </w:t>
@@ -3143,117 +3425,7 @@
         <w:t xml:space="preserve">active</w:t>
       </w:r>
       <w:r>
-        <w:t xml:space="preserve"> </w:t>
-      </w:r>
-      <w:r>
-        <w:t xml:space="preserve">status naar</w:t>
-      </w:r>
-      <w:r>
-        <w:t xml:space="preserve"> </w:t>
-      </w:r>
-      <w:r>
-        <w:rPr>
-          <w:rStyle w:val="VerbatimChar"/>
-        </w:rPr>
-        <w:t xml:space="preserve">inactive</w:t>
-      </w:r>
-      <w:r>
-        <w:t xml:space="preserve"> </w:t>
-      </w:r>
-      <w:r>
-        <w:t xml:space="preserve">gaan (zelfdegradatie, recht P3).</w:t>
-      </w:r>
-    </w:p>
-    <w:p>
-      <w:pPr>
-        <w:pStyle w:val="Compact"/>
-        <w:numPr>
-          <w:ilvl w:val="0"/>
-          <w:numId w:val="1013"/>
-        </w:numPr>
-      </w:pPr>
-      <w:r>
-        <w:rPr>
-          <w:rStyle w:val="VerbatimChar"/>
-        </w:rPr>
-        <w:t xml:space="preserve">suspended</w:t>
-      </w:r>
-      <w:r>
-        <w:t xml:space="preserve"> </w:t>
-      </w:r>
-      <w:r>
-        <w:t xml:space="preserve">heeft</w:t>
-      </w:r>
-      <w:r>
-        <w:t xml:space="preserve"> </w:t>
-      </w:r>
-      <w:r>
-        <w:rPr>
-          <w:b/>
-          <w:bCs/>
-        </w:rPr>
-        <w:t xml:space="preserve">geen</w:t>
-      </w:r>
-      <w:r>
-        <w:t xml:space="preserve"> </w:t>
-      </w:r>
-      <w:r>
-        <w:t xml:space="preserve">maximale duur. Het is geen wachttijd vóór uitsluiting, het is een conservatoire maatregel — die duurt zolang de beraadslaging loopt.</w:t>
-      </w:r>
-    </w:p>
-    <w:p>
-      <w:pPr>
-        <w:pStyle w:val="Compact"/>
-        <w:numPr>
-          <w:ilvl w:val="0"/>
-          <w:numId w:val="1013"/>
-        </w:numPr>
-      </w:pPr>
-      <w:r>
-        <w:t xml:space="preserve">Van</w:t>
-      </w:r>
-      <w:r>
-        <w:t xml:space="preserve"> </w:t>
-      </w:r>
-      <w:r>
-        <w:rPr>
-          <w:rStyle w:val="VerbatimChar"/>
-        </w:rPr>
-        <w:t xml:space="preserve">inactive</w:t>
-      </w:r>
-      <w:r>
-        <w:t xml:space="preserve"> </w:t>
-      </w:r>
-      <w:r>
-        <w:t xml:space="preserve">keert men</w:t>
-      </w:r>
-      <w:r>
-        <w:t xml:space="preserve"> </w:t>
-      </w:r>
-      <w:r>
-        <w:rPr>
-          <w:b/>
-          <w:bCs/>
-        </w:rPr>
-        <w:t xml:space="preserve">niet terug</w:t>
-      </w:r>
-      <w:r>
-        <w:t xml:space="preserve"> </w:t>
-      </w:r>
-      <w:r>
-        <w:t xml:space="preserve">naar</w:t>
-      </w:r>
-      <w:r>
-        <w:t xml:space="preserve"> </w:t>
-      </w:r>
-      <w:r>
-        <w:rPr>
-          <w:rStyle w:val="VerbatimChar"/>
-        </w:rPr>
-        <w:t xml:space="preserve">active</w:t>
-      </w:r>
-      <w:r>
-        <w:t xml:space="preserve">. Om iemand te herintegreren, maakt men een nieuwe lidmaatschapsrij aan. De geschiedenis blijft bewaard.</w:t>
+        <w:t xml:space="preserve">. Om iemand te herintegreren, loopt het normale traject — dat de gesloten rij heractiveert of een nieuwe aanmaakt. De geschiedenis blijft bewaard.</w:t>
       </w:r>
     </w:p>
     <w:bookmarkEnd w:id="30"/>
@@ -6596,7 +6768,7 @@
         <w:rPr>
           <w:rStyle w:val="VerbatimChar"/>
         </w:rPr>
-        <w:t xml:space="preserve">status='pending'</w:t>
+        <w:t xml:space="preserve">status='pending_validation'</w:t>
       </w:r>
       <w:r>
         <w:t xml:space="preserve">. Die persoon ontvangt een e-mail met uitleg dat die zich fysiek bij de bibliotheek moet melden.</w:t>
@@ -7290,13 +7462,43 @@
           <w:b/>
           <w:bCs/>
         </w:rPr>
-        <w:t xml:space="preserve">Het meervoudig lidmaatschap</w:t>
-      </w:r>
-      <w:r>
-        <w:t xml:space="preserve"> </w:t>
-      </w:r>
-      <w:r>
-        <w:t xml:space="preserve">(§5.6). U vindt het onnodig complex en dat er één rol per persoon per bibliotheek zou moeten zijn. Dit is een gegevensmodellingsbeslissing, meer structurerend dan het lijkt. Te bespreken met de ontwikkelaars.</w:t>
+        <w:t xml:space="preserve">De exclusieve rol</w:t>
+      </w:r>
+      <w:r>
+        <w:t xml:space="preserve"> </w:t>
+      </w:r>
+      <w:r>
+        <w:t xml:space="preserve">(§5.6). U vindt dat een persoon meerdere actieve rollen in dezelfde bibliotheek moet kunnen cumuleren (tegelijk</w:t>
+      </w:r>
+      <w:r>
+        <w:t xml:space="preserve"> </w:t>
+      </w:r>
+      <w:r>
+        <w:rPr>
+          <w:rStyle w:val="VerbatimChar"/>
+        </w:rPr>
+        <w:t xml:space="preserve">librarian</w:t>
+      </w:r>
+      <w:r>
+        <w:t xml:space="preserve"> </w:t>
+      </w:r>
+      <w:r>
+        <w:t xml:space="preserve">en</w:t>
+      </w:r>
+      <w:r>
+        <w:t xml:space="preserve"> </w:t>
+      </w:r>
+      <w:r>
+        <w:rPr>
+          <w:rStyle w:val="VerbatimChar"/>
+        </w:rPr>
+        <w:t xml:space="preserve">coordenador</w:t>
+      </w:r>
+      <w:r>
+        <w:t xml:space="preserve"> </w:t>
+      </w:r>
+      <w:r>
+        <w:t xml:space="preserve">zijn, bijvoorbeeld). Dit is een gegevensmodellingsbeslissing, meer structurerend dan het lijkt — en ze werd in mei 2026 al in de andere richting beslecht. Te bespreken met de ontwikkelaars.</w:t>
       </w:r>
     </w:p>
     <w:p>
@@ -7832,10 +8034,44 @@
         <w:rPr>
           <w:rStyle w:val="VerbatimChar"/>
         </w:rPr>
+        <w:t xml:space="preserve">vacated</w:t>
+      </w:r>
+      <w:r>
+        <w:t xml:space="preserve"> </w:t>
+      </w:r>
+      <w:r>
+        <w:t xml:space="preserve">— de status van de</w:t>
+      </w:r>
+      <w:r>
+        <w:t xml:space="preserve"> </w:t>
+      </w:r>
+      <w:r>
+        <w:rPr>
+          <w:b/>
+          <w:bCs/>
+        </w:rPr>
+        <w:t xml:space="preserve">vrijwillig neergelegde</w:t>
+      </w:r>
+      <w:r>
+        <w:t xml:space="preserve"> </w:t>
+      </w:r>
+      <w:r>
+        <w:t xml:space="preserve">rol, verschillend van de</w:t>
+      </w:r>
+      <w:r>
+        <w:t xml:space="preserve"> </w:t>
+      </w:r>
+      <w:r>
+        <w:rPr>
+          <w:rStyle w:val="VerbatimChar"/>
+        </w:rPr>
         <w:t xml:space="preserve">inactive</w:t>
       </w:r>
       <w:r>
-        <w:t xml:space="preserve">.</w:t>
+        <w:t xml:space="preserve"> </w:t>
+      </w:r>
+      <w:r>
+        <w:t xml:space="preserve">van het verlaten account.</w:t>
       </w:r>
     </w:p>
     <w:p>
@@ -7847,7 +8083,7 @@
         </w:numPr>
       </w:pPr>
       <w:r>
-        <w:t xml:space="preserve">Als je de doelmembership (</w:t>
+        <w:t xml:space="preserve">Je rij van de lagere rang (</w:t>
       </w:r>
       <w:r>
         <w:rPr>
@@ -7871,7 +8107,7 @@
         <w:t xml:space="preserve">librarian</w:t>
       </w:r>
       <w:r>
-        <w:t xml:space="preserve">) nog niet had, wordt die aangemaakt op</w:t>
+        <w:t xml:space="preserve">, afhankelijk van de gekozen landing) wordt geheractiveerd als die bestond — of anders aangemaakt op</w:t>
       </w:r>
       <w:r>
         <w:t xml:space="preserve"> </w:t>
@@ -8005,7 +8241,7 @@
         <w:rPr>
           <w:rStyle w:val="VerbatimChar"/>
         </w:rPr>
-        <w:t xml:space="preserve">inactive</w:t>
+        <w:t xml:space="preserve">vacated</w:t>
       </w:r>
       <w:r>
         <w:t xml:space="preserve">.</w:t>
@@ -8748,10 +8984,22 @@
         <w:rPr>
           <w:rStyle w:val="VerbatimChar"/>
         </w:rPr>
-        <w:t xml:space="preserve">inactive</w:t>
-      </w:r>
-      <w:r>
-        <w:t xml:space="preserve">.</w:t>
+        <w:t xml:space="preserve">removed</w:t>
+      </w:r>
+      <w:r>
+        <w:t xml:space="preserve">. De rij van de lagere rang (gesloten bij de bevordering, cf. exclusieve rol §5.6) wordt geheractiveerd — of er wordt een</w:t>
+      </w:r>
+      <w:r>
+        <w:t xml:space="preserve"> </w:t>
+      </w:r>
+      <w:r>
+        <w:rPr>
+          <w:rStyle w:val="VerbatimChar"/>
+        </w:rPr>
+        <w:t xml:space="preserve">reader</w:t>
+      </w:r>
+      <w:r>
+        <w:t xml:space="preserve">-rij aangemaakt: de persoon verlaat het team, niet de bibliotheek.</w:t>
       </w:r>
       <w:r>
         <w:t xml:space="preserve"> </w:t>
@@ -9934,7 +10182,7 @@
               <w:rPr>
                 <w:rStyle w:val="VerbatimChar"/>
               </w:rPr>
-              <w:t xml:space="preserve">inactive</w:t>
+              <w:t xml:space="preserve">removed</w:t>
             </w:r>
           </w:p>
         </w:tc>
@@ -10324,10 +10572,10 @@
         <w:rPr>
           <w:rStyle w:val="VerbatimChar"/>
         </w:rPr>
-        <w:t xml:space="preserve">inactive</w:t>
-      </w:r>
-      <w:r>
-        <w:t xml:space="preserve">. Als die persoon een parallelle</w:t>
+        <w:t xml:space="preserve">removed</w:t>
+      </w:r>
+      <w:r>
+        <w:t xml:space="preserve">. De vroegere</w:t>
       </w:r>
       <w:r>
         <w:t xml:space="preserve"> </w:t>
@@ -10339,7 +10587,7 @@
         <w:t xml:space="preserve">librarian</w:t>
       </w:r>
       <w:r>
-        <w:t xml:space="preserve">-membership had, blijft die actief (en « valt » de persoon terug als</w:t>
+        <w:t xml:space="preserve">-rij — gesloten bij de bevordering (exclusieve rol, §5.6) — wordt dan geheractiveerd : de persoon « valt terug » als</w:t>
       </w:r>
       <w:r>
         <w:t xml:space="preserve"> </w:t>
@@ -10351,7 +10599,7 @@
         <w:t xml:space="preserve">librarian</w:t>
       </w:r>
       <w:r>
-        <w:t xml:space="preserve">). Anders wordt die opnieuw gewone</w:t>
+        <w:t xml:space="preserve">. Als die er nooit een had (aankomst via collegiale sprong), wordt die opnieuw gewone</w:t>
       </w:r>
       <w:r>
         <w:t xml:space="preserve"> </w:t>
@@ -10784,7 +11032,7 @@
         <w:rPr>
           <w:rStyle w:val="VerbatimChar"/>
         </w:rPr>
-        <w:t xml:space="preserve">inactive</w:t>
+        <w:t xml:space="preserve">vacated</w:t>
       </w:r>
       <w:r>
         <w:t xml:space="preserve">, de wachttermijn wordt kortgesloten. Politiek gezien is dit coherent : het recht P3 (zelf-terugtrekking) is onvoorwaardelijk.</w:t>
@@ -12075,7 +12323,7 @@
         <w:t xml:space="preserve">2. Politieke verificatie</w:t>
       </w:r>
       <w:r>
-        <w:t xml:space="preserve">: bestaat het collectief nog? Wil het blijven bestaan? Als er leden zijn die gewoon de technische functies hebben laten varen, kan nieuw personeel buiten de workflow gecoöpteerd worden.</w:t>
+        <w:t xml:space="preserve">: bestaat het collectief nog? Wil het blijven bestaan? Als er leden zijn die gewoon de technische functies hebben laten varen, kan een coördinatie opnieuw worden opgebouwd — via het collegiale traject, zoals overal.</w:t>
       </w:r>
     </w:p>
     <w:p>
@@ -12087,13 +12335,110 @@
           <w:b/>
           <w:bCs/>
         </w:rPr>
-        <w:t xml:space="preserve">3. Coöptatie buiten de workflow</w:t>
-      </w:r>
-      <w:r>
-        <w:t xml:space="preserve"> </w:t>
-      </w:r>
-      <w:r>
-        <w:t xml:space="preserve">door de netwerkbeheerder, via directe SQL of via de UI (een netwerkbeheerder heeft het recht om op te treden als coordinator+ van welke bibliotheek dan ook, cf. hoofdstuk 2). De coöptatie buiten de workflow moet worden getraceerd in het auditlogboek met een expliciete reden: « Hervatting coordinatie na vacature, na contact met het collectief op DD/MM, door netwerkbeheerder X ». En — een sleutelpunt van de doctrine —</w:t>
+        <w:t xml:space="preserve">3. Hervatting via het collegiale traject</w:t>
+      </w:r>
+      <w:r>
+        <w:t xml:space="preserve"> </w:t>
+      </w:r>
+      <w:r>
+        <w:rPr>
+          <w:i/>
+          <w:iCs/>
+        </w:rPr>
+        <w:t xml:space="preserve">(sinds 01/09/2026 bestaat er geen « coöptatie buiten de workflow » meer: de directe bevorderingen zijn buiten werking gesteld, ook voor de netwerkbeheerder)</w:t>
+      </w:r>
+      <w:r>
+        <w:t xml:space="preserve">. De netwerkbeheerder heeft het recht om op elke bibliotheek</w:t>
+      </w:r>
+      <w:r>
+        <w:t xml:space="preserve"> </w:t>
+      </w:r>
+      <w:r>
+        <w:rPr>
+          <w:b/>
+          <w:bCs/>
+        </w:rPr>
+        <w:t xml:space="preserve">een coördinatievoorstel in te dienen</w:t>
+      </w:r>
+      <w:r>
+        <w:t xml:space="preserve"> </w:t>
+      </w:r>
+      <w:r>
+        <w:t xml:space="preserve">(cf. hoofdstuk 2). Als er een actieve</w:t>
+      </w:r>
+      <w:r>
+        <w:t xml:space="preserve"> </w:t>
+      </w:r>
+      <w:r>
+        <w:rPr>
+          <w:rStyle w:val="VerbatimChar"/>
+        </w:rPr>
+        <w:t xml:space="preserve">librarian</w:t>
+      </w:r>
+      <w:r>
+        <w:t xml:space="preserve"> </w:t>
+      </w:r>
+      <w:r>
+        <w:t xml:space="preserve">overblijft, kan het voorstel die betreffen. Als er alleen actieve</w:t>
+      </w:r>
+      <w:r>
+        <w:t xml:space="preserve"> </w:t>
+      </w:r>
+      <w:r>
+        <w:rPr>
+          <w:rStyle w:val="VerbatimChar"/>
+        </w:rPr>
+        <w:t xml:space="preserve">reader</w:t>
+      </w:r>
+      <w:r>
+        <w:t xml:space="preserve">s overblijven, is het begaanbare pad de</w:t>
+      </w:r>
+      <w:r>
+        <w:t xml:space="preserve"> </w:t>
+      </w:r>
+      <w:r>
+        <w:rPr>
+          <w:b/>
+          <w:bCs/>
+        </w:rPr>
+        <w:t xml:space="preserve">collegiale sprong</w:t>
+      </w:r>
+      <w:r>
+        <w:t xml:space="preserve">: het lokale collectief besluit de instelling te activeren (</w:t>
+      </w:r>
+      <w:r>
+        <w:rPr>
+          <w:rStyle w:val="VerbatimChar"/>
+        </w:rPr>
+        <w:t xml:space="preserve">allow_direct_coordenador</w:t>
+      </w:r>
+      <w:r>
+        <w:t xml:space="preserve">), de netwerkbeheerder dient het voorstel in gericht op een actieve reader, het bootstrap-quorum geldt (1 steunbetuiging wanneer het team te klein is), en de persoon</w:t>
+      </w:r>
+      <w:r>
+        <w:t xml:space="preserve"> </w:t>
+      </w:r>
+      <w:r>
+        <w:rPr>
+          <w:b/>
+          <w:bCs/>
+        </w:rPr>
+        <w:t xml:space="preserve">aanvaardt</w:t>
+      </w:r>
+      <w:r>
+        <w:t xml:space="preserve">. Niets gebeurt zonder het collectief: het voorstel voert diens beslissing uit, het vervangt die niet. De actie wordt vastgelegd (auditlog +</w:t>
+      </w:r>
+      <w:r>
+        <w:t xml:space="preserve"> </w:t>
+      </w:r>
+      <w:r>
+        <w:rPr>
+          <w:rStyle w:val="VerbatimChar"/>
+        </w:rPr>
+        <w:t xml:space="preserve">cross_library_actions_log</w:t>
+      </w:r>
+      <w:r>
+        <w:t xml:space="preserve">), en — een sleutelpunt van de doctrine —</w:t>
       </w:r>
       <w:r>
         <w:t xml:space="preserve"> </w:t>
@@ -16095,29 +16440,29 @@
               <w:pStyle w:val="Compact"/>
             </w:pPr>
             <w:r>
-              <w:t xml:space="preserve">Coöptatie (T1, T2)</w:t>
-            </w:r>
-          </w:p>
-        </w:tc>
-        <w:tc>
-          <w:tcPr/>
-          <w:p>
-            <w:pPr>
-              <w:pStyle w:val="Compact"/>
-            </w:pPr>
-            <w:r>
-              <w:t xml:space="preserve">✅</w:t>
-            </w:r>
-          </w:p>
-        </w:tc>
-        <w:tc>
-          <w:tcPr/>
-          <w:p>
-            <w:pPr>
-              <w:pStyle w:val="Compact"/>
-            </w:pPr>
-            <w:r>
-              <w:t xml:space="preserve">✅</w:t>
+              <w:t xml:space="preserve">Voorstel ingediend (verwelkoming of coördinatie)</w:t>
+            </w:r>
+          </w:p>
+        </w:tc>
+        <w:tc>
+          <w:tcPr/>
+          <w:p>
+            <w:pPr>
+              <w:pStyle w:val="Compact"/>
+            </w:pPr>
+            <w:r>
+              <w:t xml:space="preserve">—</w:t>
+            </w:r>
+          </w:p>
+        </w:tc>
+        <w:tc>
+          <w:tcPr/>
+          <w:p>
+            <w:pPr>
+              <w:pStyle w:val="Compact"/>
+            </w:pPr>
+            <w:r>
+              <w:t xml:space="preserve">✅ te steunen</w:t>
             </w:r>
           </w:p>
         </w:tc>
@@ -16141,29 +16486,29 @@
               <w:pStyle w:val="Compact"/>
             </w:pPr>
             <w:r>
-              <w:t xml:space="preserve">Zelf-degradatie (T3, T4)</w:t>
-            </w:r>
-          </w:p>
-        </w:tc>
-        <w:tc>
-          <w:tcPr/>
-          <w:p>
-            <w:pPr>
-              <w:pStyle w:val="Compact"/>
-            </w:pPr>
-            <w:r>
-              <w:t xml:space="preserve">✅ bevestiging</w:t>
-            </w:r>
-          </w:p>
-        </w:tc>
-        <w:tc>
-          <w:tcPr/>
-          <w:p>
-            <w:pPr>
-              <w:pStyle w:val="Compact"/>
-            </w:pPr>
-            <w:r>
-              <w:t xml:space="preserve">✅</w:t>
+              <w:t xml:space="preserve">Voorstel gereed (quorum bereikt)</w:t>
+            </w:r>
+          </w:p>
+        </w:tc>
+        <w:tc>
+          <w:tcPr/>
+          <w:p>
+            <w:pPr>
+              <w:pStyle w:val="Compact"/>
+            </w:pPr>
+            <w:r>
+              <w:t xml:space="preserve">✅ te aanvaarden</w:t>
+            </w:r>
+          </w:p>
+        </w:tc>
+        <w:tc>
+          <w:tcPr/>
+          <w:p>
+            <w:pPr>
+              <w:pStyle w:val="Compact"/>
+            </w:pPr>
+            <w:r>
+              <w:t xml:space="preserve">—</w:t>
             </w:r>
           </w:p>
         </w:tc>
@@ -16187,18 +16532,18 @@
               <w:pStyle w:val="Compact"/>
             </w:pPr>
             <w:r>
-              <w:t xml:space="preserve">Ontslagverzoek (T5)</w:t>
-            </w:r>
-          </w:p>
-        </w:tc>
-        <w:tc>
-          <w:tcPr/>
-          <w:p>
-            <w:pPr>
-              <w:pStyle w:val="Compact"/>
-            </w:pPr>
-            <w:r>
-              <w:t xml:space="preserve">✅</w:t>
+              <w:t xml:space="preserve">Coöptatie voltooid (aanvaarding — T1, T2, T2b)</w:t>
+            </w:r>
+          </w:p>
+        </w:tc>
+        <w:tc>
+          <w:tcPr/>
+          <w:p>
+            <w:pPr>
+              <w:pStyle w:val="Compact"/>
+            </w:pPr>
+            <w:r>
+              <w:t xml:space="preserve">✅ welkom</w:t>
             </w:r>
           </w:p>
         </w:tc>
@@ -16233,18 +16578,18 @@
               <w:pStyle w:val="Compact"/>
             </w:pPr>
             <w:r>
-              <w:t xml:space="preserve">Annulering verzoek (T8)</w:t>
-            </w:r>
-          </w:p>
-        </w:tc>
-        <w:tc>
-          <w:tcPr/>
-          <w:p>
-            <w:pPr>
-              <w:pStyle w:val="Compact"/>
-            </w:pPr>
-            <w:r>
-              <w:t xml:space="preserve">✅</w:t>
+              <w:t xml:space="preserve">Zelf-degradatie (T3, T4)</w:t>
+            </w:r>
+          </w:p>
+        </w:tc>
+        <w:tc>
+          <w:tcPr/>
+          <w:p>
+            <w:pPr>
+              <w:pStyle w:val="Compact"/>
+            </w:pPr>
+            <w:r>
+              <w:t xml:space="preserve">✅ bevestiging</w:t>
             </w:r>
           </w:p>
         </w:tc>
@@ -16279,7 +16624,7 @@
               <w:pStyle w:val="Compact"/>
             </w:pPr>
             <w:r>
-              <w:t xml:space="preserve">Einde wachttijd (Dag+7)</w:t>
+              <w:t xml:space="preserve">Ontslagverzoek (T5)</w:t>
             </w:r>
           </w:p>
         </w:tc>
@@ -16325,18 +16670,18 @@
               <w:pStyle w:val="Compact"/>
             </w:pPr>
             <w:r>
-              <w:t xml:space="preserve">Schorsing (T6)</w:t>
-            </w:r>
-          </w:p>
-        </w:tc>
-        <w:tc>
-          <w:tcPr/>
-          <w:p>
-            <w:pPr>
-              <w:pStyle w:val="Compact"/>
-            </w:pPr>
-            <w:r>
-              <w:t xml:space="preserve">✅ urgent</w:t>
+              <w:t xml:space="preserve">Annulering verzoek (T8)</w:t>
+            </w:r>
+          </w:p>
+        </w:tc>
+        <w:tc>
+          <w:tcPr/>
+          <w:p>
+            <w:pPr>
+              <w:pStyle w:val="Compact"/>
+            </w:pPr>
+            <w:r>
+              <w:t xml:space="preserve">✅</w:t>
             </w:r>
           </w:p>
         </w:tc>
@@ -16371,7 +16716,7 @@
               <w:pStyle w:val="Compact"/>
             </w:pPr>
             <w:r>
-              <w:t xml:space="preserve">Opheffing schorsing (T7)</w:t>
+              <w:t xml:space="preserve">Einde wachttijd (Dag+7)</w:t>
             </w:r>
           </w:p>
         </w:tc>
@@ -16417,29 +16762,29 @@
               <w:pStyle w:val="Compact"/>
             </w:pPr>
             <w:r>
-              <w:t xml:space="preserve">Automatisch vertrek na 9 maanden (T9)</w:t>
-            </w:r>
-          </w:p>
-        </w:tc>
-        <w:tc>
-          <w:tcPr/>
-          <w:p>
-            <w:pPr>
-              <w:pStyle w:val="Compact"/>
-            </w:pPr>
-            <w:r>
-              <w:t xml:space="preserve">✅ herinneringen + finaal</w:t>
-            </w:r>
-          </w:p>
-        </w:tc>
-        <w:tc>
-          <w:tcPr/>
-          <w:p>
-            <w:pPr>
-              <w:pStyle w:val="Compact"/>
-            </w:pPr>
-            <w:r>
-              <w:t xml:space="preserve">✅ (alleen finaal)</w:t>
+              <w:t xml:space="preserve">Schorsing (T6)</w:t>
+            </w:r>
+          </w:p>
+        </w:tc>
+        <w:tc>
+          <w:tcPr/>
+          <w:p>
+            <w:pPr>
+              <w:pStyle w:val="Compact"/>
+            </w:pPr>
+            <w:r>
+              <w:t xml:space="preserve">✅ urgent</w:t>
+            </w:r>
+          </w:p>
+        </w:tc>
+        <w:tc>
+          <w:tcPr/>
+          <w:p>
+            <w:pPr>
+              <w:pStyle w:val="Compact"/>
+            </w:pPr>
+            <w:r>
+              <w:t xml:space="preserve">✅</w:t>
             </w:r>
           </w:p>
         </w:tc>
@@ -16463,7 +16808,7 @@
               <w:pStyle w:val="Compact"/>
             </w:pPr>
             <w:r>
-              <w:t xml:space="preserve">Laatste coordinator vertrekt</w:t>
+              <w:t xml:space="preserve">Opheffing schorsing (T7)</w:t>
             </w:r>
           </w:p>
         </w:tc>
@@ -16485,18 +16830,18 @@
               <w:pStyle w:val="Compact"/>
             </w:pPr>
             <w:r>
-              <w:t xml:space="preserve">✅ (de betrokkene)</w:t>
-            </w:r>
-          </w:p>
-        </w:tc>
-        <w:tc>
-          <w:tcPr/>
-          <w:p>
-            <w:pPr>
-              <w:pStyle w:val="Compact"/>
-            </w:pPr>
-            <w:r>
-              <w:t xml:space="preserve">✅ waarschuwing</w:t>
+              <w:t xml:space="preserve">✅</w:t>
+            </w:r>
+          </w:p>
+        </w:tc>
+        <w:tc>
+          <w:tcPr/>
+          <w:p>
+            <w:pPr>
+              <w:pStyle w:val="Compact"/>
+            </w:pPr>
+            <w:r>
+              <w:t xml:space="preserve">—</w:t>
             </w:r>
           </w:p>
         </w:tc>
@@ -16509,7 +16854,29 @@
               <w:pStyle w:val="Compact"/>
             </w:pPr>
             <w:r>
-              <w:t xml:space="preserve">Coöptatie netwerkbeheerder (voorstel)</w:t>
+              <w:t xml:space="preserve">Automatisch vertrek na 9 maanden (T9)</w:t>
+            </w:r>
+          </w:p>
+        </w:tc>
+        <w:tc>
+          <w:tcPr/>
+          <w:p>
+            <w:pPr>
+              <w:pStyle w:val="Compact"/>
+            </w:pPr>
+            <w:r>
+              <w:t xml:space="preserve">✅ herinneringen + finaal</w:t>
+            </w:r>
+          </w:p>
+        </w:tc>
+        <w:tc>
+          <w:tcPr/>
+          <w:p>
+            <w:pPr>
+              <w:pStyle w:val="Compact"/>
+            </w:pPr>
+            <w:r>
+              <w:t xml:space="preserve">✅ (alleen finaal)</w:t>
             </w:r>
           </w:p>
         </w:tc>
@@ -16521,28 +16888,6 @@
             </w:pPr>
             <w:r>
               <w:t xml:space="preserve">—</w:t>
-            </w:r>
-          </w:p>
-        </w:tc>
-        <w:tc>
-          <w:tcPr/>
-          <w:p>
-            <w:pPr>
-              <w:pStyle w:val="Compact"/>
-            </w:pPr>
-            <w:r>
-              <w:t xml:space="preserve">—</w:t>
-            </w:r>
-          </w:p>
-        </w:tc>
-        <w:tc>
-          <w:tcPr/>
-          <w:p>
-            <w:pPr>
-              <w:pStyle w:val="Compact"/>
-            </w:pPr>
-            <w:r>
-              <w:t xml:space="preserve">✅</w:t>
             </w:r>
           </w:p>
         </w:tc>
@@ -16555,40 +16900,40 @@
               <w:pStyle w:val="Compact"/>
             </w:pPr>
             <w:r>
-              <w:t xml:space="preserve">Coöptatie netwerkbeheerder (succes)</w:t>
-            </w:r>
-          </w:p>
-        </w:tc>
-        <w:tc>
-          <w:tcPr/>
-          <w:p>
-            <w:pPr>
-              <w:pStyle w:val="Compact"/>
-            </w:pPr>
-            <w:r>
-              <w:t xml:space="preserve">✅ welkom</w:t>
-            </w:r>
-          </w:p>
-        </w:tc>
-        <w:tc>
-          <w:tcPr/>
-          <w:p>
-            <w:pPr>
-              <w:pStyle w:val="Compact"/>
-            </w:pPr>
-            <w:r>
-              <w:t xml:space="preserve">—</w:t>
-            </w:r>
-          </w:p>
-        </w:tc>
-        <w:tc>
-          <w:tcPr/>
-          <w:p>
-            <w:pPr>
-              <w:pStyle w:val="Compact"/>
-            </w:pPr>
-            <w:r>
-              <w:t xml:space="preserve">✅ samenvatting</w:t>
+              <w:t xml:space="preserve">Laatste coordinator vertrekt</w:t>
+            </w:r>
+          </w:p>
+        </w:tc>
+        <w:tc>
+          <w:tcPr/>
+          <w:p>
+            <w:pPr>
+              <w:pStyle w:val="Compact"/>
+            </w:pPr>
+            <w:r>
+              <w:t xml:space="preserve">✅</w:t>
+            </w:r>
+          </w:p>
+        </w:tc>
+        <w:tc>
+          <w:tcPr/>
+          <w:p>
+            <w:pPr>
+              <w:pStyle w:val="Compact"/>
+            </w:pPr>
+            <w:r>
+              <w:t xml:space="preserve">✅ (de betrokkene)</w:t>
+            </w:r>
+          </w:p>
+        </w:tc>
+        <w:tc>
+          <w:tcPr/>
+          <w:p>
+            <w:pPr>
+              <w:pStyle w:val="Compact"/>
+            </w:pPr>
+            <w:r>
+              <w:t xml:space="preserve">✅ waarschuwing</w:t>
             </w:r>
           </w:p>
         </w:tc>
@@ -16601,18 +16946,18 @@
               <w:pStyle w:val="Compact"/>
             </w:pPr>
             <w:r>
-              <w:t xml:space="preserve">Coöptatie netwerkbeheerder (afwijzing)</w:t>
-            </w:r>
-          </w:p>
-        </w:tc>
-        <w:tc>
-          <w:tcPr/>
-          <w:p>
-            <w:pPr>
-              <w:pStyle w:val="Compact"/>
-            </w:pPr>
-            <w:r>
-              <w:t xml:space="preserve">✅ met rationale</w:t>
+              <w:t xml:space="preserve">Coöptatie netwerkbeheerder (voorstel)</w:t>
+            </w:r>
+          </w:p>
+        </w:tc>
+        <w:tc>
+          <w:tcPr/>
+          <w:p>
+            <w:pPr>
+              <w:pStyle w:val="Compact"/>
+            </w:pPr>
+            <w:r>
+              <w:t xml:space="preserve">—</w:t>
             </w:r>
           </w:p>
         </w:tc>
@@ -16647,18 +16992,18 @@
               <w:pStyle w:val="Compact"/>
             </w:pPr>
             <w:r>
-              <w:t xml:space="preserve">Collectief ontslag netwerkbeheerder</w:t>
-            </w:r>
-          </w:p>
-        </w:tc>
-        <w:tc>
-          <w:tcPr/>
-          <w:p>
-            <w:pPr>
-              <w:pStyle w:val="Compact"/>
-            </w:pPr>
-            <w:r>
-              <w:t xml:space="preserve">✅</w:t>
+              <w:t xml:space="preserve">Coöptatie netwerkbeheerder (succes)</w:t>
+            </w:r>
+          </w:p>
+        </w:tc>
+        <w:tc>
+          <w:tcPr/>
+          <w:p>
+            <w:pPr>
+              <w:pStyle w:val="Compact"/>
+            </w:pPr>
+            <w:r>
+              <w:t xml:space="preserve">✅ welkom</w:t>
             </w:r>
           </w:p>
         </w:tc>
@@ -16680,7 +17025,7 @@
               <w:pStyle w:val="Compact"/>
             </w:pPr>
             <w:r>
-              <w:t xml:space="preserve">✅</w:t>
+              <w:t xml:space="preserve">✅ samenvatting</w:t>
             </w:r>
           </w:p>
         </w:tc>
@@ -16693,6 +17038,98 @@
               <w:pStyle w:val="Compact"/>
             </w:pPr>
             <w:r>
+              <w:t xml:space="preserve">Coöptatie netwerkbeheerder (afwijzing)</w:t>
+            </w:r>
+          </w:p>
+        </w:tc>
+        <w:tc>
+          <w:tcPr/>
+          <w:p>
+            <w:pPr>
+              <w:pStyle w:val="Compact"/>
+            </w:pPr>
+            <w:r>
+              <w:t xml:space="preserve">✅ met rationale</w:t>
+            </w:r>
+          </w:p>
+        </w:tc>
+        <w:tc>
+          <w:tcPr/>
+          <w:p>
+            <w:pPr>
+              <w:pStyle w:val="Compact"/>
+            </w:pPr>
+            <w:r>
+              <w:t xml:space="preserve">—</w:t>
+            </w:r>
+          </w:p>
+        </w:tc>
+        <w:tc>
+          <w:tcPr/>
+          <w:p>
+            <w:pPr>
+              <w:pStyle w:val="Compact"/>
+            </w:pPr>
+            <w:r>
+              <w:t xml:space="preserve">✅</w:t>
+            </w:r>
+          </w:p>
+        </w:tc>
+      </w:tr>
+      <w:tr>
+        <w:tc>
+          <w:tcPr/>
+          <w:p>
+            <w:pPr>
+              <w:pStyle w:val="Compact"/>
+            </w:pPr>
+            <w:r>
+              <w:t xml:space="preserve">Collectief ontslag netwerkbeheerder</w:t>
+            </w:r>
+          </w:p>
+        </w:tc>
+        <w:tc>
+          <w:tcPr/>
+          <w:p>
+            <w:pPr>
+              <w:pStyle w:val="Compact"/>
+            </w:pPr>
+            <w:r>
+              <w:t xml:space="preserve">✅</w:t>
+            </w:r>
+          </w:p>
+        </w:tc>
+        <w:tc>
+          <w:tcPr/>
+          <w:p>
+            <w:pPr>
+              <w:pStyle w:val="Compact"/>
+            </w:pPr>
+            <w:r>
+              <w:t xml:space="preserve">—</w:t>
+            </w:r>
+          </w:p>
+        </w:tc>
+        <w:tc>
+          <w:tcPr/>
+          <w:p>
+            <w:pPr>
+              <w:pStyle w:val="Compact"/>
+            </w:pPr>
+            <w:r>
+              <w:t xml:space="preserve">✅</w:t>
+            </w:r>
+          </w:p>
+        </w:tc>
+      </w:tr>
+      <w:tr>
+        <w:tc>
+          <w:tcPr/>
+          <w:p>
+            <w:pPr>
+              <w:pStyle w:val="Compact"/>
+            </w:pPr>
+            <w:r>
               <w:t xml:space="preserve">Cross-bibliotheekinterventie</w:t>
             </w:r>
           </w:p>
@@ -16732,6 +17169,79 @@
         </w:tc>
       </w:tr>
     </w:tbl>
+    <w:p>
+      <w:pPr>
+        <w:pStyle w:val="BodyText"/>
+      </w:pPr>
+      <w:r>
+        <w:t xml:space="preserve">Twee verduidelijkingen over de e-mails van het uitnodigingstraject:</w:t>
+      </w:r>
+    </w:p>
+    <w:p>
+      <w:pPr>
+        <w:pStyle w:val="Compact"/>
+        <w:numPr>
+          <w:ilvl w:val="0"/>
+          <w:numId w:val="1061"/>
+        </w:numPr>
+      </w:pPr>
+      <w:r>
+        <w:rPr>
+          <w:b/>
+          <w:bCs/>
+        </w:rPr>
+        <w:t xml:space="preserve">Iemand verwelkomen en iemand de coördinatie toevertrouwen zijn niet dezelfde daad</w:t>
+      </w:r>
+      <w:r>
+        <w:t xml:space="preserve">: de e-mails van een coördinatievoorstel hebben eigen teksten, verschillend van die van de verwelkoming.</w:t>
+      </w:r>
+    </w:p>
+    <w:p>
+      <w:pPr>
+        <w:pStyle w:val="Compact"/>
+        <w:numPr>
+          <w:ilvl w:val="0"/>
+          <w:numId w:val="1061"/>
+        </w:numPr>
+      </w:pPr>
+      <w:r>
+        <w:rPr>
+          <w:b/>
+          <w:bCs/>
+        </w:rPr>
+        <w:t xml:space="preserve">Een collegiale sprong zegt zijn naam</w:t>
+      </w:r>
+      <w:r>
+        <w:t xml:space="preserve">: wanneer een coördinatievoorstel een persoon betreft die nog geen teamlid is (sprong</w:t>
+      </w:r>
+      <w:r>
+        <w:t xml:space="preserve"> </w:t>
+      </w:r>
+      <w:r>
+        <w:rPr>
+          <w:rStyle w:val="VerbatimChar"/>
+        </w:rPr>
+        <w:t xml:space="preserve">reader</w:t>
+      </w:r>
+      <w:r>
+        <w:t xml:space="preserve"> </w:t>
+      </w:r>
+      <w:r>
+        <w:t xml:space="preserve">→</w:t>
+      </w:r>
+      <w:r>
+        <w:t xml:space="preserve"> </w:t>
+      </w:r>
+      <w:r>
+        <w:rPr>
+          <w:rStyle w:val="VerbatimChar"/>
+        </w:rPr>
+        <w:t xml:space="preserve">coordenador</w:t>
+      </w:r>
+      <w:r>
+        <w:t xml:space="preserve">, §5.3), gebruiken de voorstel- en aanvaardingsmails eigen intro’s die dat expliciet zeggen — steun en aanvaarding gebeuren met kennis van zaken.</w:t>
+      </w:r>
+    </w:p>
     <w:bookmarkEnd w:id="149"/>
     <w:bookmarkStart w:id="150" w:name="de-toon-van-de-e-mails"/>
     <w:p>
@@ -16872,7 +17382,7 @@
         <w:pStyle w:val="Compact"/>
         <w:numPr>
           <w:ilvl w:val="0"/>
-          <w:numId w:val="1061"/>
+          <w:numId w:val="1062"/>
         </w:numPr>
       </w:pPr>
       <w:r>
@@ -16910,7 +17420,7 @@
         <w:pStyle w:val="Compact"/>
         <w:numPr>
           <w:ilvl w:val="0"/>
-          <w:numId w:val="1061"/>
+          <w:numId w:val="1062"/>
         </w:numPr>
       </w:pPr>
       <w:r>
@@ -16959,7 +17469,7 @@
         <w:pStyle w:val="Compact"/>
         <w:numPr>
           <w:ilvl w:val="0"/>
-          <w:numId w:val="1062"/>
+          <w:numId w:val="1063"/>
         </w:numPr>
       </w:pPr>
       <w:r>
@@ -16981,7 +17491,7 @@
         <w:pStyle w:val="Compact"/>
         <w:numPr>
           <w:ilvl w:val="0"/>
-          <w:numId w:val="1062"/>
+          <w:numId w:val="1063"/>
         </w:numPr>
       </w:pPr>
       <w:r>
@@ -17432,7 +17942,7 @@
         <w:pStyle w:val="Compact"/>
         <w:numPr>
           <w:ilvl w:val="0"/>
-          <w:numId w:val="1063"/>
+          <w:numId w:val="1064"/>
         </w:numPr>
       </w:pPr>
       <w:r>
@@ -17469,7 +17979,7 @@
         <w:pStyle w:val="Compact"/>
         <w:numPr>
           <w:ilvl w:val="0"/>
-          <w:numId w:val="1063"/>
+          <w:numId w:val="1064"/>
         </w:numPr>
       </w:pPr>
       <w:r>
@@ -17496,7 +18006,7 @@
         <w:pStyle w:val="Compact"/>
         <w:numPr>
           <w:ilvl w:val="0"/>
-          <w:numId w:val="1063"/>
+          <w:numId w:val="1064"/>
         </w:numPr>
       </w:pPr>
       <w:r>
@@ -17529,56 +18039,101 @@
         <w:t xml:space="preserve">librarian</w:t>
       </w:r>
       <w:r>
+        <w:t xml:space="preserve">. Veld</w:t>
+      </w:r>
+      <w:r>
+        <w:t xml:space="preserve"> </w:t>
+      </w:r>
+      <w:r>
+        <w:t xml:space="preserve">“Reden”</w:t>
+      </w:r>
+      <w:r>
+        <w:t xml:space="preserve">:</w:t>
+      </w:r>
+      <w:r>
+        <w:t xml:space="preserve"> </w:t>
+      </w:r>
+      <w:r>
+        <w:t xml:space="preserve">“beslissing AV van 04/05”</w:t>
+      </w:r>
+      <w:r>
+        <w:t xml:space="preserve"> </w:t>
+      </w:r>
+      <w:r>
+        <w:t xml:space="preserve">(doctrine 1, strikte vereiste). Bevestigt: het</w:t>
+      </w:r>
+      <w:r>
+        <w:t xml:space="preserve"> </w:t>
+      </w:r>
+      <w:r>
+        <w:rPr>
+          <w:b/>
+          <w:bCs/>
+        </w:rPr>
+        <w:t xml:space="preserve">voorstel</w:t>
+      </w:r>
+      <w:r>
+        <w:t xml:space="preserve"> </w:t>
+      </w:r>
+      <w:r>
+        <w:t xml:space="preserve">is ingediend.</w:t>
+      </w:r>
+    </w:p>
+    <w:p>
+      <w:pPr>
+        <w:pStyle w:val="Compact"/>
+        <w:numPr>
+          <w:ilvl w:val="0"/>
+          <w:numId w:val="1064"/>
+        </w:numPr>
+      </w:pPr>
+      <w:r>
+        <w:t xml:space="preserve">Lucy (andere coordinator) ontvangt de steunmail en</w:t>
+      </w:r>
+      <w:r>
+        <w:t xml:space="preserve"> </w:t>
+      </w:r>
+      <w:r>
+        <w:rPr>
+          <w:b/>
+          <w:bCs/>
+        </w:rPr>
+        <w:t xml:space="preserve">ratificeert</w:t>
+      </w:r>
+      <w:r>
+        <w:t xml:space="preserve"> </w:t>
+      </w:r>
+      <w:r>
+        <w:t xml:space="preserve">het voorstel — een tweede blik, geen formaliteit.</w:t>
+      </w:r>
+    </w:p>
+    <w:p>
+      <w:pPr>
+        <w:pStyle w:val="Compact"/>
+        <w:numPr>
+          <w:ilvl w:val="0"/>
+          <w:numId w:val="1064"/>
+        </w:numPr>
+      </w:pPr>
+      <w:r>
+        <w:t xml:space="preserve">Voltairine ontvangt een e-mail: een uitnodiging om bij het team te komen wacht in haar account. Ze</w:t>
+      </w:r>
+      <w:r>
+        <w:t xml:space="preserve"> </w:t>
+      </w:r>
+      <w:r>
+        <w:rPr>
+          <w:b/>
+          <w:bCs/>
+        </w:rPr>
+        <w:t xml:space="preserve">aanvaardt</w:t>
+      </w:r>
+      <w:r>
         <w:t xml:space="preserve">.</w:t>
       </w:r>
     </w:p>
     <w:p>
       <w:pPr>
-        <w:pStyle w:val="Compact"/>
-        <w:numPr>
-          <w:ilvl w:val="0"/>
-          <w:numId w:val="1063"/>
-        </w:numPr>
-      </w:pPr>
-      <w:r>
-        <w:t xml:space="preserve">Veld</w:t>
-      </w:r>
-      <w:r>
-        <w:t xml:space="preserve"> </w:t>
-      </w:r>
-      <w:r>
-        <w:t xml:space="preserve">“Reden”</w:t>
-      </w:r>
-      <w:r>
-        <w:t xml:space="preserve">:</w:t>
-      </w:r>
-      <w:r>
-        <w:t xml:space="preserve"> </w:t>
-      </w:r>
-      <w:r>
-        <w:t xml:space="preserve">“beslissing AV van 04/05”</w:t>
-      </w:r>
-      <w:r>
-        <w:t xml:space="preserve"> </w:t>
-      </w:r>
-      <w:r>
-        <w:t xml:space="preserve">(doctrine 1, strikte vereiste).</w:t>
-      </w:r>
-    </w:p>
-    <w:p>
-      <w:pPr>
-        <w:pStyle w:val="Compact"/>
-        <w:numPr>
-          <w:ilvl w:val="0"/>
-          <w:numId w:val="1063"/>
-        </w:numPr>
-      </w:pPr>
-      <w:r>
-        <w:t xml:space="preserve">Bevestigt.</w:t>
-      </w:r>
-    </w:p>
-    <w:p>
-      <w:pPr>
         <w:pStyle w:val="FirstParagraph"/>
       </w:pPr>
       <w:r>
@@ -17586,48 +18141,63 @@
           <w:b/>
           <w:bCs/>
         </w:rPr>
-        <w:t xml:space="preserve">Onmiddellijk effect.</w:t>
-      </w:r>
-    </w:p>
-    <w:p>
-      <w:pPr>
-        <w:pStyle w:val="Compact"/>
-        <w:numPr>
-          <w:ilvl w:val="0"/>
-          <w:numId w:val="1064"/>
-        </w:numPr>
-      </w:pPr>
-      <w:r>
-        <w:t xml:space="preserve">Voltairine ontvangt een e-mail:</w:t>
-      </w:r>
-      <w:r>
-        <w:t xml:space="preserve"> </w:t>
-      </w:r>
-      <w:r>
-        <w:t xml:space="preserve">“Hoi Voltairine, je bent benoemd als librarian van de BLMF door Emma G. naar aanleiding van:”</w:t>
-      </w:r>
-      <w:r>
-        <w:t xml:space="preserve">beslissing AV van 04/05”. Je nieuwe rechten zijn actief. Welkom in het team.”</w:t>
-      </w:r>
-    </w:p>
-    <w:p>
-      <w:pPr>
-        <w:pStyle w:val="Compact"/>
-        <w:numPr>
-          <w:ilvl w:val="0"/>
-          <w:numId w:val="1064"/>
-        </w:numPr>
-      </w:pPr>
-      <w:r>
-        <w:t xml:space="preserve">De andere actieve coordinatoren van de BLMF (Lucy en Piotr) ontvangen een informerende e-mail.</w:t>
-      </w:r>
-    </w:p>
-    <w:p>
-      <w:pPr>
-        <w:pStyle w:val="Compact"/>
-        <w:numPr>
-          <w:ilvl w:val="0"/>
-          <w:numId w:val="1064"/>
+        <w:t xml:space="preserve">Effect bij de aanvaarding.</w:t>
+      </w:r>
+    </w:p>
+    <w:p>
+      <w:pPr>
+        <w:pStyle w:val="Compact"/>
+        <w:numPr>
+          <w:ilvl w:val="0"/>
+          <w:numId w:val="1065"/>
+        </w:numPr>
+      </w:pPr>
+      <w:r>
+        <w:t xml:space="preserve">Voltairines</w:t>
+      </w:r>
+      <w:r>
+        <w:t xml:space="preserve"> </w:t>
+      </w:r>
+      <w:r>
+        <w:rPr>
+          <w:rStyle w:val="VerbatimChar"/>
+        </w:rPr>
+        <w:t xml:space="preserve">librarian</w:t>
+      </w:r>
+      <w:r>
+        <w:t xml:space="preserve">-rij wordt actief; haar</w:t>
+      </w:r>
+      <w:r>
+        <w:t xml:space="preserve"> </w:t>
+      </w:r>
+      <w:r>
+        <w:rPr>
+          <w:rStyle w:val="VerbatimChar"/>
+        </w:rPr>
+        <w:t xml:space="preserve">reader</w:t>
+      </w:r>
+      <w:r>
+        <w:t xml:space="preserve">-rij sluit zich (exclusieve rol, §5.6).</w:t>
+      </w:r>
+    </w:p>
+    <w:p>
+      <w:pPr>
+        <w:pStyle w:val="Compact"/>
+        <w:numPr>
+          <w:ilvl w:val="0"/>
+          <w:numId w:val="1065"/>
+        </w:numPr>
+      </w:pPr>
+      <w:r>
+        <w:t xml:space="preserve">Voltairine ontvangt een welkomstmail; de actieve coordinatoren van de BLMF (Emma, Lucy, Piotr) ontvangen een informerende e-mail.</w:t>
+      </w:r>
+    </w:p>
+    <w:p>
+      <w:pPr>
+        <w:pStyle w:val="Compact"/>
+        <w:numPr>
+          <w:ilvl w:val="0"/>
+          <w:numId w:val="1065"/>
         </w:numPr>
       </w:pPr>
       <w:r>
@@ -17640,7 +18210,56 @@
         <w:rPr>
           <w:rStyle w:val="VerbatimChar"/>
         </w:rPr>
-        <w:t xml:space="preserve">2026-05-05 14:30 — Emma G. heeft Voltairine d.C. bevorderd tot librarian (reden: beslissing AV van 04/05)</w:t>
+        <w:t xml:space="preserve">promoted_to_librarian</w:t>
+      </w:r>
+      <w:r>
+        <w:t xml:space="preserve">, met het voorstel, de steun en de aanvaarding traceerbaar.</w:t>
+      </w:r>
+    </w:p>
+    <w:p>
+      <w:pPr>
+        <w:pStyle w:val="FirstParagraph"/>
+      </w:pPr>
+      <w:r>
+        <w:rPr>
+          <w:b/>
+          <w:bCs/>
+        </w:rPr>
+        <w:t xml:space="preserve">Commentaar.</w:t>
+      </w:r>
+    </w:p>
+    <w:p>
+      <w:pPr>
+        <w:pStyle w:val="BodyText"/>
+      </w:pPr>
+      <w:r>
+        <w:t xml:space="preserve">Het eenvoudigste geval. Het SIGB voert de beslissing van het collectief correct uit, in drie stappen: Emma stelt voor, Lucy steunt, Voltairine aanvaardt. Niemand heeft alleen beslist — en Voltairine komt alleen in het team omdat ze het</w:t>
+      </w:r>
+      <w:r>
+        <w:t xml:space="preserve"> </w:t>
+      </w:r>
+      <w:r>
+        <w:rPr>
+          <w:b/>
+          <w:bCs/>
+        </w:rPr>
+        <w:t xml:space="preserve">gezegd</w:t>
+      </w:r>
+      <w:r>
+        <w:t xml:space="preserve"> </w:t>
+      </w:r>
+      <w:r>
+        <w:t xml:space="preserve">heeft, in de software zoals in de AV</w:t>
+      </w:r>
+      <w:r>
+        <w:t xml:space="preserve"> </w:t>
+      </w:r>
+      <w:r>
+        <w:rPr>
+          <w:i/>
+          <w:iCs/>
+        </w:rPr>
+        <w:t xml:space="preserve">(herziening van 01/09/2026: vóór die datum was de bevordering direct en onmiddellijk)</w:t>
       </w:r>
       <w:r>
         <w:t xml:space="preserve">.</w:t>
@@ -17648,29 +18267,9 @@
     </w:p>
     <w:p>
       <w:pPr>
-        <w:pStyle w:val="FirstParagraph"/>
-      </w:pPr>
-      <w:r>
-        <w:rPr>
-          <w:b/>
-          <w:bCs/>
-        </w:rPr>
-        <w:t xml:space="preserve">Commentaar.</w:t>
-      </w:r>
-    </w:p>
-    <w:p>
-      <w:pPr>
         <w:pStyle w:val="BodyText"/>
       </w:pPr>
       <w:r>
-        <w:t xml:space="preserve">Het eenvoudigste geval. Het SIGB voert de beslissing van het collectief correct uit. Emma heeft politiek niets beslist — ze heeft geklikt om uit te voeren wat buiten de software is beslist.</w:t>
-      </w:r>
-    </w:p>
-    <w:p>
-      <w:pPr>
-        <w:pStyle w:val="BodyText"/>
-      </w:pPr>
-      <w:r>
         <w:rPr>
           <w:b/>
           <w:bCs/>
@@ -17681,7 +18280,7 @@
         <w:t xml:space="preserve"> </w:t>
       </w:r>
       <w:r>
-        <w:t xml:space="preserve">controleren of de AV echt heeft plaatsgevonden, of de beslissing werkelijk is genomen, of Voltairine het er werkelijk mee eens is. Die dingen vallen</w:t>
+        <w:t xml:space="preserve">controleren of de AV echt heeft plaatsgevonden, noch of de beslissing werkelijk is genomen. Die dingen blijven</w:t>
       </w:r>
       <w:r>
         <w:t xml:space="preserve"> </w:t>
@@ -17694,7 +18293,7 @@
         <w:t xml:space="preserve">buiten de software</w:t>
       </w:r>
       <w:r>
-        <w:t xml:space="preserve">. Als Emma over de AV had gelogen, had het SIGB niets gezien. De politieke cultuur van de BLMF is wat zo’n leugen voorkomt (en het log maakt het achteraf traceerbaar).</w:t>
+        <w:t xml:space="preserve">. Als Emma over de AV had gelogen, had Lucy de leugen moeten steunen en Voltairine ze moeten aanvaarden — het traject maakt fraude duur, het maakt de politieke cultuur niet overbodig.</w:t>
       </w:r>
     </w:p>
     <w:bookmarkEnd w:id="157"/>
@@ -17754,7 +18353,7 @@
         <w:pStyle w:val="Compact"/>
         <w:numPr>
           <w:ilvl w:val="0"/>
-          <w:numId w:val="1065"/>
+          <w:numId w:val="1066"/>
         </w:numPr>
       </w:pPr>
       <w:r>
@@ -17791,7 +18390,7 @@
         <w:pStyle w:val="Compact"/>
         <w:numPr>
           <w:ilvl w:val="0"/>
-          <w:numId w:val="1065"/>
+          <w:numId w:val="1066"/>
         </w:numPr>
       </w:pPr>
       <w:r>
@@ -17828,7 +18427,7 @@
         <w:pStyle w:val="Compact"/>
         <w:numPr>
           <w:ilvl w:val="0"/>
-          <w:numId w:val="1065"/>
+          <w:numId w:val="1066"/>
         </w:numPr>
       </w:pPr>
       <w:r>
@@ -17849,7 +18448,7 @@
         <w:pStyle w:val="Compact"/>
         <w:numPr>
           <w:ilvl w:val="0"/>
-          <w:numId w:val="1065"/>
+          <w:numId w:val="1066"/>
         </w:numPr>
       </w:pPr>
       <w:r>
@@ -17861,7 +18460,7 @@
         <w:pStyle w:val="Compact"/>
         <w:numPr>
           <w:ilvl w:val="0"/>
-          <w:numId w:val="1065"/>
+          <w:numId w:val="1066"/>
         </w:numPr>
       </w:pPr>
       <w:r>
@@ -17894,7 +18493,7 @@
         <w:pStyle w:val="Compact"/>
         <w:numPr>
           <w:ilvl w:val="0"/>
-          <w:numId w:val="1066"/>
+          <w:numId w:val="1067"/>
         </w:numPr>
       </w:pPr>
       <w:r>
@@ -17922,22 +18521,25 @@
         <w:rPr>
           <w:rStyle w:val="VerbatimChar"/>
         </w:rPr>
-        <w:t xml:space="preserve">inactive</w:t>
-      </w:r>
-      <w:r>
-        <w:t xml:space="preserve">.</w:t>
-      </w:r>
-    </w:p>
-    <w:p>
-      <w:pPr>
-        <w:pStyle w:val="Compact"/>
-        <w:numPr>
-          <w:ilvl w:val="0"/>
-          <w:numId w:val="1066"/>
-        </w:numPr>
-      </w:pPr>
-      <w:r>
-        <w:t xml:space="preserve">Haar membership</w:t>
+        <w:t xml:space="preserve">vacated</w:t>
+      </w:r>
+      <w:r>
+        <w:t xml:space="preserve"> </w:t>
+      </w:r>
+      <w:r>
+        <w:t xml:space="preserve">(vrijwillig neergelegde rol).</w:t>
+      </w:r>
+    </w:p>
+    <w:p>
+      <w:pPr>
+        <w:pStyle w:val="Compact"/>
+        <w:numPr>
+          <w:ilvl w:val="0"/>
+          <w:numId w:val="1067"/>
+        </w:numPr>
+      </w:pPr>
+      <w:r>
+        <w:t xml:space="preserve">Haar</w:t>
       </w:r>
       <w:r>
         <w:t xml:space="preserve"> </w:t>
@@ -17949,30 +18551,15 @@
         <w:t xml:space="preserve">librarian</w:t>
       </w:r>
       <w:r>
-        <w:t xml:space="preserve"> </w:t>
-      </w:r>
-      <w:r>
-        <w:t xml:space="preserve">(die parallel bestond) blijft</w:t>
-      </w:r>
-      <w:r>
-        <w:t xml:space="preserve"> </w:t>
-      </w:r>
-      <w:r>
-        <w:rPr>
-          <w:rStyle w:val="VerbatimChar"/>
-        </w:rPr>
-        <w:t xml:space="preserve">active</w:t>
-      </w:r>
-      <w:r>
-        <w:t xml:space="preserve">.</w:t>
-      </w:r>
-    </w:p>
-    <w:p>
-      <w:pPr>
-        <w:pStyle w:val="Compact"/>
-        <w:numPr>
-          <w:ilvl w:val="0"/>
-          <w:numId w:val="1066"/>
+        <w:t xml:space="preserve">-rij — gesloten bij haar bevordering tot de coördinatie (exclusieve rol, §5.6) — wordt geheractiveerd.</w:t>
+      </w:r>
+    </w:p>
+    <w:p>
+      <w:pPr>
+        <w:pStyle w:val="Compact"/>
+        <w:numPr>
+          <w:ilvl w:val="0"/>
+          <w:numId w:val="1067"/>
         </w:numPr>
       </w:pPr>
       <w:r>
@@ -17990,7 +18577,7 @@
         <w:pStyle w:val="Compact"/>
         <w:numPr>
           <w:ilvl w:val="0"/>
-          <w:numId w:val="1066"/>
+          <w:numId w:val="1067"/>
         </w:numPr>
       </w:pPr>
       <w:r>
@@ -18008,7 +18595,7 @@
         <w:pStyle w:val="Compact"/>
         <w:numPr>
           <w:ilvl w:val="0"/>
-          <w:numId w:val="1066"/>
+          <w:numId w:val="1067"/>
         </w:numPr>
       </w:pPr>
       <w:r>
@@ -18107,7 +18694,7 @@
         <w:pStyle w:val="Compact"/>
         <w:numPr>
           <w:ilvl w:val="0"/>
-          <w:numId w:val="1067"/>
+          <w:numId w:val="1068"/>
         </w:numPr>
       </w:pPr>
       <w:r>
@@ -18144,7 +18731,7 @@
         <w:pStyle w:val="Compact"/>
         <w:numPr>
           <w:ilvl w:val="0"/>
-          <w:numId w:val="1067"/>
+          <w:numId w:val="1068"/>
         </w:numPr>
       </w:pPr>
       <w:r>
@@ -18169,7 +18756,7 @@
         <w:pStyle w:val="Compact"/>
         <w:numPr>
           <w:ilvl w:val="0"/>
-          <w:numId w:val="1067"/>
+          <w:numId w:val="1068"/>
         </w:numPr>
       </w:pPr>
       <w:r>
@@ -18181,7 +18768,7 @@
         <w:pStyle w:val="Compact"/>
         <w:numPr>
           <w:ilvl w:val="0"/>
-          <w:numId w:val="1067"/>
+          <w:numId w:val="1068"/>
         </w:numPr>
       </w:pPr>
       <w:r>
@@ -18199,7 +18786,7 @@
         <w:pStyle w:val="Compact"/>
         <w:numPr>
           <w:ilvl w:val="0"/>
-          <w:numId w:val="1067"/>
+          <w:numId w:val="1068"/>
         </w:numPr>
       </w:pPr>
       <w:r>
@@ -18229,7 +18816,7 @@
         <w:pStyle w:val="Compact"/>
         <w:numPr>
           <w:ilvl w:val="0"/>
-          <w:numId w:val="1068"/>
+          <w:numId w:val="1069"/>
         </w:numPr>
       </w:pPr>
       <w:r>
@@ -18265,7 +18852,7 @@
         <w:pStyle w:val="Compact"/>
         <w:numPr>
           <w:ilvl w:val="0"/>
-          <w:numId w:val="1068"/>
+          <w:numId w:val="1069"/>
         </w:numPr>
       </w:pPr>
       <w:r>
@@ -18287,7 +18874,7 @@
         <w:pStyle w:val="Compact"/>
         <w:numPr>
           <w:ilvl w:val="0"/>
-          <w:numId w:val="1068"/>
+          <w:numId w:val="1069"/>
         </w:numPr>
       </w:pPr>
       <w:r>
@@ -18314,7 +18901,7 @@
         <w:pStyle w:val="Compact"/>
         <w:numPr>
           <w:ilvl w:val="0"/>
-          <w:numId w:val="1068"/>
+          <w:numId w:val="1069"/>
         </w:numPr>
       </w:pPr>
       <w:r>
@@ -18326,7 +18913,7 @@
         <w:pStyle w:val="Compact"/>
         <w:numPr>
           <w:ilvl w:val="0"/>
-          <w:numId w:val="1068"/>
+          <w:numId w:val="1069"/>
         </w:numPr>
       </w:pPr>
       <w:r>
@@ -18362,7 +18949,7 @@
         <w:pStyle w:val="Compact"/>
         <w:numPr>
           <w:ilvl w:val="0"/>
-          <w:numId w:val="1069"/>
+          <w:numId w:val="1070"/>
         </w:numPr>
       </w:pPr>
       <w:r>
@@ -18374,7 +18961,7 @@
         <w:pStyle w:val="Compact"/>
         <w:numPr>
           <w:ilvl w:val="0"/>
-          <w:numId w:val="1069"/>
+          <w:numId w:val="1070"/>
         </w:numPr>
       </w:pPr>
       <w:r>
@@ -18386,7 +18973,7 @@
         <w:pStyle w:val="Compact"/>
         <w:numPr>
           <w:ilvl w:val="0"/>
-          <w:numId w:val="1069"/>
+          <w:numId w:val="1070"/>
         </w:numPr>
       </w:pPr>
       <w:r>
@@ -18398,7 +18985,7 @@
         <w:pStyle w:val="Compact"/>
         <w:numPr>
           <w:ilvl w:val="0"/>
-          <w:numId w:val="1069"/>
+          <w:numId w:val="1070"/>
         </w:numPr>
       </w:pPr>
       <w:r>
@@ -18433,7 +19020,55 @@
         <w:rPr>
           <w:rStyle w:val="VerbatimChar"/>
         </w:rPr>
-        <w:t xml:space="preserve">inactive</w:t>
+        <w:t xml:space="preserve">removed</w:t>
+      </w:r>
+      <w:r>
+        <w:t xml:space="preserve">; zijn</w:t>
+      </w:r>
+      <w:r>
+        <w:t xml:space="preserve"> </w:t>
+      </w:r>
+      <w:r>
+        <w:rPr>
+          <w:rStyle w:val="VerbatimChar"/>
+        </w:rPr>
+        <w:t xml:space="preserve">reader</w:t>
+      </w:r>
+      <w:r>
+        <w:t xml:space="preserve">-rij wordt geheractiveerd (hij verlaat het team, niet de bibliotheek).</w:t>
+      </w:r>
+    </w:p>
+    <w:p>
+      <w:pPr>
+        <w:pStyle w:val="Compact"/>
+        <w:numPr>
+          <w:ilvl w:val="0"/>
+          <w:numId w:val="1070"/>
+        </w:numPr>
+      </w:pPr>
+      <w:r>
+        <w:t xml:space="preserve">Afsluitmails aan Karl en aan de coordinatie.</w:t>
+      </w:r>
+    </w:p>
+    <w:p>
+      <w:pPr>
+        <w:pStyle w:val="Compact"/>
+        <w:numPr>
+          <w:ilvl w:val="0"/>
+          <w:numId w:val="1070"/>
+        </w:numPr>
+      </w:pPr>
+      <w:r>
+        <w:t xml:space="preserve">Auditlog:</w:t>
+      </w:r>
+      <w:r>
+        <w:t xml:space="preserve"> </w:t>
+      </w:r>
+      <w:r>
+        <w:rPr>
+          <w:rStyle w:val="VerbatimChar"/>
+        </w:rPr>
+        <w:t xml:space="preserve">2026-05-12 — automatische overgang naar inactief (reden: pending_removal verlopen, cron) — actor: NULL</w:t>
       </w:r>
       <w:r>
         <w:t xml:space="preserve">.</w:t>
@@ -18441,35 +19076,51 @@
     </w:p>
     <w:p>
       <w:pPr>
-        <w:pStyle w:val="Compact"/>
-        <w:numPr>
-          <w:ilvl w:val="0"/>
-          <w:numId w:val="1069"/>
-        </w:numPr>
-      </w:pPr>
-      <w:r>
-        <w:t xml:space="preserve">Afsluitmails aan Karl en aan de coordinatie.</w:t>
-      </w:r>
-    </w:p>
-    <w:p>
-      <w:pPr>
-        <w:pStyle w:val="Compact"/>
-        <w:numPr>
-          <w:ilvl w:val="0"/>
-          <w:numId w:val="1069"/>
-        </w:numPr>
-      </w:pPr>
-      <w:r>
-        <w:t xml:space="preserve">Auditlog:</w:t>
-      </w:r>
-      <w:r>
-        <w:t xml:space="preserve"> </w:t>
-      </w:r>
-      <w:r>
-        <w:rPr>
-          <w:rStyle w:val="VerbatimChar"/>
-        </w:rPr>
-        <w:t xml:space="preserve">2026-05-12 — automatische overgang naar inactief (reden: pending_removal verlopen, cron) — actor: NULL</w:t>
+        <w:pStyle w:val="FirstParagraph"/>
+      </w:pPr>
+      <w:r>
+        <w:rPr>
+          <w:b/>
+          <w:bCs/>
+        </w:rPr>
+        <w:t xml:space="preserve">Commentaar.</w:t>
+      </w:r>
+    </w:p>
+    <w:p>
+      <w:pPr>
+        <w:pStyle w:val="BodyText"/>
+      </w:pPr>
+      <w:r>
+        <w:t xml:space="preserve">Dit is het geval van collectieve uitsluiting. Drie politieke elementen om op te wijzen:</w:t>
+      </w:r>
+    </w:p>
+    <w:p>
+      <w:pPr>
+        <w:pStyle w:val="Compact"/>
+        <w:numPr>
+          <w:ilvl w:val="0"/>
+          <w:numId w:val="1071"/>
+        </w:numPr>
+      </w:pPr>
+      <w:r>
+        <w:rPr>
+          <w:b/>
+          <w:bCs/>
+        </w:rPr>
+        <w:t xml:space="preserve">Het verval heeft als mogelijk vangnet gefunctioneerd</w:t>
+      </w:r>
+      <w:r>
+        <w:t xml:space="preserve">, zonder gebruikt te worden. Lucy en Emma hadden kunnen annuleren; ze hebben dat niet gedaan. Het feit dat niemand heeft geannuleerd is zelf een</w:t>
+      </w:r>
+      <w:r>
+        <w:t xml:space="preserve"> </w:t>
+      </w:r>
+      <w:r>
+        <w:rPr>
+          <w:b/>
+          <w:bCs/>
+        </w:rPr>
+        <w:t xml:space="preserve">impliciete beraadslaging</w:t>
       </w:r>
       <w:r>
         <w:t xml:space="preserve">.</w:t>
@@ -18477,62 +19128,10 @@
     </w:p>
     <w:p>
       <w:pPr>
-        <w:pStyle w:val="FirstParagraph"/>
-      </w:pPr>
-      <w:r>
-        <w:rPr>
-          <w:b/>
-          <w:bCs/>
-        </w:rPr>
-        <w:t xml:space="preserve">Commentaar.</w:t>
-      </w:r>
-    </w:p>
-    <w:p>
-      <w:pPr>
-        <w:pStyle w:val="BodyText"/>
-      </w:pPr>
-      <w:r>
-        <w:t xml:space="preserve">Dit is het geval van collectieve uitsluiting. Drie politieke elementen om op te wijzen:</w:t>
-      </w:r>
-    </w:p>
-    <w:p>
-      <w:pPr>
-        <w:pStyle w:val="Compact"/>
-        <w:numPr>
-          <w:ilvl w:val="0"/>
-          <w:numId w:val="1070"/>
-        </w:numPr>
-      </w:pPr>
-      <w:r>
-        <w:rPr>
-          <w:b/>
-          <w:bCs/>
-        </w:rPr>
-        <w:t xml:space="preserve">Het verval heeft als mogelijk vangnet gefunctioneerd</w:t>
-      </w:r>
-      <w:r>
-        <w:t xml:space="preserve">, zonder gebruikt te worden. Lucy en Emma hadden kunnen annuleren; ze hebben dat niet gedaan. Het feit dat niemand heeft geannuleerd is zelf een</w:t>
-      </w:r>
-      <w:r>
-        <w:t xml:space="preserve"> </w:t>
-      </w:r>
-      <w:r>
-        <w:rPr>
-          <w:b/>
-          <w:bCs/>
-        </w:rPr>
-        <w:t xml:space="preserve">impliciete beraadslaging</w:t>
-      </w:r>
-      <w:r>
-        <w:t xml:space="preserve">.</w:t>
-      </w:r>
-    </w:p>
-    <w:p>
-      <w:pPr>
-        <w:pStyle w:val="Compact"/>
-        <w:numPr>
-          <w:ilvl w:val="0"/>
-          <w:numId w:val="1070"/>
+        <w:pStyle w:val="Compact"/>
+        <w:numPr>
+          <w:ilvl w:val="0"/>
+          <w:numId w:val="1071"/>
         </w:numPr>
       </w:pPr>
       <w:r>
@@ -18554,7 +19153,7 @@
         <w:pStyle w:val="Compact"/>
         <w:numPr>
           <w:ilvl w:val="0"/>
-          <w:numId w:val="1070"/>
+          <w:numId w:val="1071"/>
         </w:numPr>
       </w:pPr>
       <w:r>
@@ -18655,7 +19254,7 @@
         <w:pStyle w:val="Compact"/>
         <w:numPr>
           <w:ilvl w:val="0"/>
-          <w:numId w:val="1071"/>
+          <w:numId w:val="1072"/>
         </w:numPr>
       </w:pPr>
       <w:r>
@@ -18692,7 +19291,7 @@
         <w:pStyle w:val="Compact"/>
         <w:numPr>
           <w:ilvl w:val="0"/>
-          <w:numId w:val="1071"/>
+          <w:numId w:val="1072"/>
         </w:numPr>
       </w:pPr>
       <w:r>
@@ -18717,7 +19316,7 @@
         <w:pStyle w:val="Compact"/>
         <w:numPr>
           <w:ilvl w:val="0"/>
-          <w:numId w:val="1071"/>
+          <w:numId w:val="1072"/>
         </w:numPr>
       </w:pPr>
       <w:r>
@@ -18745,7 +19344,7 @@
         <w:pStyle w:val="Compact"/>
         <w:numPr>
           <w:ilvl w:val="0"/>
-          <w:numId w:val="1071"/>
+          <w:numId w:val="1072"/>
         </w:numPr>
       </w:pPr>
       <w:r>
@@ -18763,7 +19362,7 @@
         <w:pStyle w:val="Compact"/>
         <w:numPr>
           <w:ilvl w:val="0"/>
-          <w:numId w:val="1071"/>
+          <w:numId w:val="1072"/>
         </w:numPr>
       </w:pPr>
       <w:r>
@@ -18787,7 +19386,7 @@
         <w:pStyle w:val="Compact"/>
         <w:numPr>
           <w:ilvl w:val="0"/>
-          <w:numId w:val="1072"/>
+          <w:numId w:val="1073"/>
         </w:numPr>
       </w:pPr>
       <w:r>
@@ -18811,7 +19410,7 @@
         <w:pStyle w:val="Compact"/>
         <w:numPr>
           <w:ilvl w:val="0"/>
-          <w:numId w:val="1072"/>
+          <w:numId w:val="1073"/>
         </w:numPr>
       </w:pPr>
       <w:r>
@@ -18833,7 +19432,7 @@
         <w:pStyle w:val="Compact"/>
         <w:numPr>
           <w:ilvl w:val="0"/>
-          <w:numId w:val="1072"/>
+          <w:numId w:val="1073"/>
         </w:numPr>
       </w:pPr>
       <w:r>
@@ -18864,7 +19463,7 @@
         <w:pStyle w:val="Compact"/>
         <w:numPr>
           <w:ilvl w:val="0"/>
-          <w:numId w:val="1072"/>
+          <w:numId w:val="1073"/>
         </w:numPr>
       </w:pPr>
       <w:r>
@@ -18876,7 +19475,7 @@
         <w:pStyle w:val="Compact"/>
         <w:numPr>
           <w:ilvl w:val="0"/>
-          <w:numId w:val="1072"/>
+          <w:numId w:val="1073"/>
         </w:numPr>
       </w:pPr>
       <w:r>
@@ -18912,7 +19511,7 @@
         <w:pStyle w:val="Compact"/>
         <w:numPr>
           <w:ilvl w:val="0"/>
-          <w:numId w:val="1073"/>
+          <w:numId w:val="1074"/>
         </w:numPr>
       </w:pPr>
       <w:r>
@@ -18931,7 +19530,7 @@
         <w:pStyle w:val="Compact"/>
         <w:numPr>
           <w:ilvl w:val="0"/>
-          <w:numId w:val="1073"/>
+          <w:numId w:val="1074"/>
         </w:numPr>
       </w:pPr>
       <w:r>
@@ -18950,7 +19549,7 @@
         <w:pStyle w:val="Compact"/>
         <w:numPr>
           <w:ilvl w:val="0"/>
-          <w:numId w:val="1073"/>
+          <w:numId w:val="1074"/>
         </w:numPr>
       </w:pPr>
       <w:r>
@@ -18969,7 +19568,7 @@
         <w:pStyle w:val="Compact"/>
         <w:numPr>
           <w:ilvl w:val="0"/>
-          <w:numId w:val="1073"/>
+          <w:numId w:val="1074"/>
         </w:numPr>
       </w:pPr>
       <w:r>
@@ -18988,7 +19587,7 @@
         <w:pStyle w:val="Compact"/>
         <w:numPr>
           <w:ilvl w:val="0"/>
-          <w:numId w:val="1073"/>
+          <w:numId w:val="1074"/>
         </w:numPr>
       </w:pPr>
       <w:r>
@@ -19115,7 +19714,7 @@
         <w:pStyle w:val="Compact"/>
         <w:numPr>
           <w:ilvl w:val="0"/>
-          <w:numId w:val="1074"/>
+          <w:numId w:val="1075"/>
         </w:numPr>
       </w:pPr>
       <w:r>
@@ -19165,7 +19764,7 @@
         <w:pStyle w:val="Compact"/>
         <w:numPr>
           <w:ilvl w:val="0"/>
-          <w:numId w:val="1074"/>
+          <w:numId w:val="1075"/>
         </w:numPr>
       </w:pPr>
       <w:r>
@@ -19212,7 +19811,7 @@
         <w:pStyle w:val="Compact"/>
         <w:numPr>
           <w:ilvl w:val="0"/>
-          <w:numId w:val="1074"/>
+          <w:numId w:val="1075"/>
         </w:numPr>
       </w:pPr>
       <w:r>
@@ -19242,7 +19841,7 @@
         <w:pStyle w:val="Compact"/>
         <w:numPr>
           <w:ilvl w:val="0"/>
-          <w:numId w:val="1075"/>
+          <w:numId w:val="1076"/>
         </w:numPr>
       </w:pPr>
       <w:r>
@@ -19255,7 +19854,7 @@
         <w:rPr>
           <w:rStyle w:val="VerbatimChar"/>
         </w:rPr>
-        <w:t xml:space="preserve">inactive</w:t>
+        <w:t xml:space="preserve">vacated</w:t>
       </w:r>
       <w:r>
         <w:t xml:space="preserve">.</w:t>
@@ -19266,7 +19865,7 @@
         <w:pStyle w:val="Compact"/>
         <w:numPr>
           <w:ilvl w:val="0"/>
-          <w:numId w:val="1075"/>
+          <w:numId w:val="1076"/>
         </w:numPr>
       </w:pPr>
       <w:r>
@@ -19278,7 +19877,7 @@
         <w:pStyle w:val="Compact"/>
         <w:numPr>
           <w:ilvl w:val="0"/>
-          <w:numId w:val="1075"/>
+          <w:numId w:val="1076"/>
         </w:numPr>
       </w:pPr>
       <w:r>
@@ -19305,7 +19904,7 @@
         <w:pStyle w:val="Compact"/>
         <w:numPr>
           <w:ilvl w:val="0"/>
-          <w:numId w:val="1075"/>
+          <w:numId w:val="1076"/>
         </w:numPr>
       </w:pPr>
       <w:r>
@@ -19330,7 +19929,7 @@
         <w:pStyle w:val="Compact"/>
         <w:numPr>
           <w:ilvl w:val="0"/>
-          <w:numId w:val="1075"/>
+          <w:numId w:val="1076"/>
         </w:numPr>
       </w:pPr>
       <w:r>
@@ -19366,7 +19965,7 @@
         <w:pStyle w:val="Compact"/>
         <w:numPr>
           <w:ilvl w:val="0"/>
-          <w:numId w:val="1076"/>
+          <w:numId w:val="1077"/>
         </w:numPr>
       </w:pPr>
       <w:r>
@@ -19390,7 +19989,7 @@
         <w:pStyle w:val="Compact"/>
         <w:numPr>
           <w:ilvl w:val="0"/>
-          <w:numId w:val="1076"/>
+          <w:numId w:val="1077"/>
         </w:numPr>
       </w:pPr>
       <w:r>
@@ -19402,11 +20001,62 @@
         <w:pStyle w:val="Compact"/>
         <w:numPr>
           <w:ilvl w:val="0"/>
-          <w:numId w:val="1076"/>
-        </w:numPr>
-      </w:pPr>
-      <w:r>
-        <w:t xml:space="preserve">16 mei: Xavier (of een andere coordinator van de BLMF die in dit geval niet meer bestaat, dus Xavier vanuit zijn transversaal recht) coöpteert Voltairine als coordinator.</w:t>
+          <w:numId w:val="1077"/>
+        </w:numPr>
+      </w:pPr>
+      <w:r>
+        <w:t xml:space="preserve">16 mei: Xavier, vanuit zijn transversaal recht (er is geen coordinator van de BLMF meer om het te doen),</w:t>
+      </w:r>
+      <w:r>
+        <w:t xml:space="preserve"> </w:t>
+      </w:r>
+      <w:r>
+        <w:rPr>
+          <w:b/>
+          <w:bCs/>
+        </w:rPr>
+        <w:t xml:space="preserve">dient het coördinatievoorstel in</w:t>
+      </w:r>
+      <w:r>
+        <w:t xml:space="preserve"> </w:t>
+      </w:r>
+      <w:r>
+        <w:t xml:space="preserve">gericht op Voltairine — actieve librarian, aan de T2-voorwaarde is voldaan. Friedrich</w:t>
+      </w:r>
+      <w:r>
+        <w:t xml:space="preserve"> </w:t>
+      </w:r>
+      <w:r>
+        <w:rPr>
+          <w:b/>
+          <w:bCs/>
+        </w:rPr>
+        <w:t xml:space="preserve">steunt</w:t>
+      </w:r>
+      <w:r>
+        <w:t xml:space="preserve">, Voltairine</w:t>
+      </w:r>
+      <w:r>
+        <w:t xml:space="preserve"> </w:t>
+      </w:r>
+      <w:r>
+        <w:rPr>
+          <w:b/>
+          <w:bCs/>
+        </w:rPr>
+        <w:t xml:space="preserve">aanvaardt</w:t>
+      </w:r>
+      <w:r>
+        <w:t xml:space="preserve">: ook bij een hervatting door een netwerkbeheerder geldt het collegiale traject volledig — Xavier kan niet in zijn eentje een coordinator</w:t>
+      </w:r>
+      <w:r>
+        <w:t xml:space="preserve"> </w:t>
+      </w:r>
+      <w:r>
+        <w:t xml:space="preserve">“maken”</w:t>
+      </w:r>
+      <w:r>
+        <w:t xml:space="preserve">.</w:t>
       </w:r>
       <w:r>
         <w:t xml:space="preserve"> </w:t>
@@ -19419,7 +20069,7 @@
         <w:t xml:space="preserve">Verplichte voorafgaande informatie</w:t>
       </w:r>
       <w:r>
-        <w:t xml:space="preserve">: Xavier heeft 2 dagen eerder aan Friedrich en Voltairine geschreven om de actie aan te kondigen. Eenmaal uitgevoerd wordt de actie vastgelegd in</w:t>
+        <w:t xml:space="preserve">: Xavier heeft 2 dagen eerder aan Friedrich en Voltairine geschreven om de indiening aan te kondigen. De actie wordt vastgelegd in</w:t>
       </w:r>
       <w:r>
         <w:t xml:space="preserve"> </w:t>
@@ -19591,7 +20241,7 @@
         <w:pStyle w:val="Compact"/>
         <w:numPr>
           <w:ilvl w:val="0"/>
-          <w:numId w:val="1077"/>
+          <w:numId w:val="1078"/>
         </w:numPr>
       </w:pPr>
       <w:r>
@@ -19631,7 +20281,7 @@
         <w:pStyle w:val="Compact"/>
         <w:numPr>
           <w:ilvl w:val="0"/>
-          <w:numId w:val="1077"/>
+          <w:numId w:val="1078"/>
         </w:numPr>
       </w:pPr>
       <w:r>
@@ -19643,7 +20293,7 @@
         <w:pStyle w:val="Compact"/>
         <w:numPr>
           <w:ilvl w:val="0"/>
-          <w:numId w:val="1077"/>
+          <w:numId w:val="1078"/>
         </w:numPr>
       </w:pPr>
       <w:r>
@@ -19661,7 +20311,7 @@
         <w:pStyle w:val="Compact"/>
         <w:numPr>
           <w:ilvl w:val="0"/>
-          <w:numId w:val="1077"/>
+          <w:numId w:val="1078"/>
         </w:numPr>
       </w:pPr>
       <w:r>
@@ -19685,7 +20335,7 @@
         <w:pStyle w:val="Compact"/>
         <w:numPr>
           <w:ilvl w:val="0"/>
-          <w:numId w:val="1078"/>
+          <w:numId w:val="1079"/>
         </w:numPr>
       </w:pPr>
       <w:r>
@@ -19721,7 +20371,7 @@
         <w:pStyle w:val="Compact"/>
         <w:numPr>
           <w:ilvl w:val="0"/>
-          <w:numId w:val="1078"/>
+          <w:numId w:val="1079"/>
         </w:numPr>
       </w:pPr>
       <w:r>
@@ -19748,7 +20398,7 @@
         <w:pStyle w:val="Compact"/>
         <w:numPr>
           <w:ilvl w:val="0"/>
-          <w:numId w:val="1078"/>
+          <w:numId w:val="1079"/>
         </w:numPr>
       </w:pPr>
       <w:r>
@@ -19772,7 +20422,7 @@
         <w:pStyle w:val="Compact"/>
         <w:numPr>
           <w:ilvl w:val="0"/>
-          <w:numId w:val="1079"/>
+          <w:numId w:val="1080"/>
         </w:numPr>
       </w:pPr>
       <w:r>
@@ -19812,7 +20462,7 @@
         <w:pStyle w:val="Compact"/>
         <w:numPr>
           <w:ilvl w:val="0"/>
-          <w:numId w:val="1079"/>
+          <w:numId w:val="1080"/>
         </w:numPr>
       </w:pPr>
       <w:r>
@@ -19888,7 +20538,7 @@
         <w:pStyle w:val="Compact"/>
         <w:numPr>
           <w:ilvl w:val="0"/>
-          <w:numId w:val="1080"/>
+          <w:numId w:val="1081"/>
         </w:numPr>
       </w:pPr>
       <w:r>
@@ -19912,7 +20562,7 @@
         <w:pStyle w:val="Compact"/>
         <w:numPr>
           <w:ilvl w:val="0"/>
-          <w:numId w:val="1080"/>
+          <w:numId w:val="1081"/>
         </w:numPr>
       </w:pPr>
       <w:r>
@@ -19936,7 +20586,7 @@
         <w:pStyle w:val="Compact"/>
         <w:numPr>
           <w:ilvl w:val="0"/>
-          <w:numId w:val="1080"/>
+          <w:numId w:val="1081"/>
         </w:numPr>
       </w:pPr>
       <w:r>
@@ -19948,7 +20598,7 @@
         <w:pStyle w:val="Compact"/>
         <w:numPr>
           <w:ilvl w:val="0"/>
-          <w:numId w:val="1080"/>
+          <w:numId w:val="1081"/>
         </w:numPr>
       </w:pPr>
       <w:r>
@@ -19960,7 +20610,7 @@
         <w:pStyle w:val="Compact"/>
         <w:numPr>
           <w:ilvl w:val="0"/>
-          <w:numId w:val="1080"/>
+          <w:numId w:val="1081"/>
         </w:numPr>
       </w:pPr>
       <w:r>
@@ -20417,7 +21067,7 @@
         <w:rPr>
           <w:rStyle w:val="VerbatimChar"/>
         </w:rPr>
-        <w:t xml:space="preserve">inactive</w:t>
+        <w:t xml:space="preserve">removed</w:t>
       </w:r>
       <w:r>
         <w:t xml:space="preserve"> </w:t>
@@ -20498,7 +21148,23 @@
         <w:t xml:space="preserve"> </w:t>
       </w:r>
       <w:r>
-        <w:t xml:space="preserve">die de verbondenheid van een persoon met een bib in een bepaalde rol uitdrukt. Een persoon kan meerdere memberships in een bib hebben (multi-membership).</w:t>
+        <w:t xml:space="preserve">die de verbondenheid van een persoon met een bib in een bepaalde rol uitdrukt. Een persoon kan meerdere rijen in een bib hebben (haar geschiedenis), maar</w:t>
+      </w:r>
+      <w:r>
+        <w:t xml:space="preserve"> </w:t>
+      </w:r>
+      <w:r>
+        <w:rPr>
+          <w:b/>
+          <w:bCs/>
+        </w:rPr>
+        <w:t xml:space="preserve">slechts één actieve</w:t>
+      </w:r>
+      <w:r>
+        <w:t xml:space="preserve"> </w:t>
+      </w:r>
+      <w:r>
+        <w:t xml:space="preserve">tegelijk (exclusieve rol, cf. §5.6).</w:t>
       </w:r>
     </w:p>
     <w:p>
@@ -20516,7 +21182,23 @@
         <w:t xml:space="preserve"> </w:t>
       </w:r>
       <w:r>
-        <w:t xml:space="preserve">— Mogelijkheid om meerdere membership-rijen te hebben voor dezelfde persoon in dezelfde bib, met verschillende rollen.</w:t>
+        <w:t xml:space="preserve">— Historisch model waarin dezelfde persoon meerdere</w:t>
+      </w:r>
+      <w:r>
+        <w:t xml:space="preserve"> </w:t>
+      </w:r>
+      <w:r>
+        <w:rPr>
+          <w:i/>
+          <w:iCs/>
+        </w:rPr>
+        <w:t xml:space="preserve">actieve</w:t>
+      </w:r>
+      <w:r>
+        <w:t xml:space="preserve"> </w:t>
+      </w:r>
+      <w:r>
+        <w:t xml:space="preserve">membership-rijen in dezelfde bib kon hebben, met verschillende rollen. In mei 2026 opgegeven ten gunste van de exclusieve rol (§5.6).</w:t>
       </w:r>
     </w:p>
     <w:p>
@@ -20842,29 +21524,453 @@
               <w:rPr>
                 <w:rStyle w:val="VerbatimChar"/>
               </w:rPr>
-              <w:t xml:space="preserve">fn_team_promote_to_librarian</w:t>
-            </w:r>
-          </w:p>
-        </w:tc>
-        <w:tc>
-          <w:tcPr/>
-          <w:p>
-            <w:pPr>
-              <w:pStyle w:val="Compact"/>
-            </w:pPr>
-            <w:r>
-              <w:t xml:space="preserve">T1</w:t>
-            </w:r>
-          </w:p>
-        </w:tc>
-        <w:tc>
-          <w:tcPr/>
-          <w:p>
-            <w:pPr>
-              <w:pStyle w:val="Compact"/>
-            </w:pPr>
-            <w:r>
-              <w:t xml:space="preserve">Coöptatie</w:t>
+              <w:t xml:space="preserve">fn_team_propose_invitation</w:t>
+            </w:r>
+          </w:p>
+        </w:tc>
+        <w:tc>
+          <w:tcPr/>
+          <w:p>
+            <w:pPr>
+              <w:pStyle w:val="Compact"/>
+            </w:pPr>
+            <w:r>
+              <w:t xml:space="preserve">T1, T2, T2b</w:t>
+            </w:r>
+          </w:p>
+        </w:tc>
+        <w:tc>
+          <w:tcPr/>
+          <w:p>
+            <w:pPr>
+              <w:pStyle w:val="Compact"/>
+            </w:pPr>
+            <w:r>
+              <w:t xml:space="preserve">Een voorstel indienen (verwelkoming of coördinatie)</w:t>
+            </w:r>
+          </w:p>
+        </w:tc>
+      </w:tr>
+      <w:tr>
+        <w:tc>
+          <w:tcPr/>
+          <w:p>
+            <w:pPr>
+              <w:pStyle w:val="Compact"/>
+            </w:pPr>
+            <w:r>
+              <w:rPr>
+                <w:rStyle w:val="VerbatimChar"/>
+              </w:rPr>
+              <w:t xml:space="preserve">fn_team_ratify_invitation</w:t>
+            </w:r>
+          </w:p>
+        </w:tc>
+        <w:tc>
+          <w:tcPr/>
+          <w:p>
+            <w:pPr>
+              <w:pStyle w:val="Compact"/>
+            </w:pPr>
+            <w:r>
+              <w:t xml:space="preserve">T1, T2, T2b</w:t>
+            </w:r>
+          </w:p>
+        </w:tc>
+        <w:tc>
+          <w:tcPr/>
+          <w:p>
+            <w:pPr>
+              <w:pStyle w:val="Compact"/>
+            </w:pPr>
+            <w:r>
+              <w:t xml:space="preserve">Een voorstel steunen (quorum)</w:t>
+            </w:r>
+          </w:p>
+        </w:tc>
+      </w:tr>
+      <w:tr>
+        <w:tc>
+          <w:tcPr/>
+          <w:p>
+            <w:pPr>
+              <w:pStyle w:val="Compact"/>
+            </w:pPr>
+            <w:r>
+              <w:rPr>
+                <w:rStyle w:val="VerbatimChar"/>
+              </w:rPr>
+              <w:t xml:space="preserve">fn_team_accept_invitation</w:t>
+            </w:r>
+          </w:p>
+        </w:tc>
+        <w:tc>
+          <w:tcPr/>
+          <w:p>
+            <w:pPr>
+              <w:pStyle w:val="Compact"/>
+            </w:pPr>
+            <w:r>
+              <w:t xml:space="preserve">T1, T2, T2b</w:t>
+            </w:r>
+          </w:p>
+        </w:tc>
+        <w:tc>
+          <w:tcPr/>
+          <w:p>
+            <w:pPr>
+              <w:pStyle w:val="Compact"/>
+            </w:pPr>
+            <w:r>
+              <w:t xml:space="preserve">De last aanvaarden — dit gebaar bevordert</w:t>
+            </w:r>
+          </w:p>
+        </w:tc>
+      </w:tr>
+      <w:tr>
+        <w:tc>
+          <w:tcPr/>
+          <w:p>
+            <w:pPr>
+              <w:pStyle w:val="Compact"/>
+            </w:pPr>
+            <w:r>
+              <w:rPr>
+                <w:rStyle w:val="VerbatimChar"/>
+              </w:rPr>
+              <w:t xml:space="preserve">fn_team_decline_invitation</w:t>
+            </w:r>
+          </w:p>
+        </w:tc>
+        <w:tc>
+          <w:tcPr/>
+          <w:p>
+            <w:pPr>
+              <w:pStyle w:val="Compact"/>
+            </w:pPr>
+            <w:r>
+              <w:t xml:space="preserve">T1, T2, T2b</w:t>
+            </w:r>
+          </w:p>
+        </w:tc>
+        <w:tc>
+          <w:tcPr/>
+          <w:p>
+            <w:pPr>
+              <w:pStyle w:val="Compact"/>
+            </w:pPr>
+            <w:r>
+              <w:t xml:space="preserve">De last weigeren (kost niets)</w:t>
+            </w:r>
+          </w:p>
+        </w:tc>
+      </w:tr>
+      <w:tr>
+        <w:tc>
+          <w:tcPr/>
+          <w:p>
+            <w:pPr>
+              <w:pStyle w:val="Compact"/>
+            </w:pPr>
+            <w:r>
+              <w:rPr>
+                <w:rStyle w:val="VerbatimChar"/>
+              </w:rPr>
+              <w:t xml:space="preserve">fn_team_revoke_invitation</w:t>
+            </w:r>
+          </w:p>
+        </w:tc>
+        <w:tc>
+          <w:tcPr/>
+          <w:p>
+            <w:pPr>
+              <w:pStyle w:val="Compact"/>
+            </w:pPr>
+            <w:r>
+              <w:t xml:space="preserve">T1, T2, T2b</w:t>
+            </w:r>
+          </w:p>
+        </w:tc>
+        <w:tc>
+          <w:tcPr/>
+          <w:p>
+            <w:pPr>
+              <w:pStyle w:val="Compact"/>
+            </w:pPr>
+            <w:r>
+              <w:t xml:space="preserve">Een per vergissing ingediend voorstel intrekken</w:t>
+            </w:r>
+          </w:p>
+        </w:tc>
+      </w:tr>
+      <w:tr>
+        <w:tc>
+          <w:tcPr/>
+          <w:p>
+            <w:pPr>
+              <w:pStyle w:val="Compact"/>
+            </w:pPr>
+            <w:r>
+              <w:rPr>
+                <w:rStyle w:val="VerbatimChar"/>
+              </w:rPr>
+              <w:t xml:space="preserve">fn_team_expire_invitations</w:t>
+            </w:r>
+          </w:p>
+        </w:tc>
+        <w:tc>
+          <w:tcPr/>
+          <w:p>
+            <w:pPr>
+              <w:pStyle w:val="Compact"/>
+            </w:pPr>
+            <w:r>
+              <w:t xml:space="preserve">T1, T2, T2b</w:t>
+            </w:r>
+          </w:p>
+        </w:tc>
+        <w:tc>
+          <w:tcPr/>
+          <w:p>
+            <w:pPr>
+              <w:pStyle w:val="Compact"/>
+            </w:pPr>
+            <w:r>
+              <w:t xml:space="preserve">Cron: verval van de voorstellen (30 dagen)</w:t>
+            </w:r>
+          </w:p>
+        </w:tc>
+      </w:tr>
+      <w:tr>
+        <w:tc>
+          <w:tcPr/>
+          <w:p>
+            <w:pPr>
+              <w:pStyle w:val="Compact"/>
+            </w:pPr>
+            <w:r>
+              <w:rPr>
+                <w:rStyle w:val="VerbatimChar"/>
+              </w:rPr>
+              <w:t xml:space="preserve">fn_team_self_demote</w:t>
+            </w:r>
+          </w:p>
+        </w:tc>
+        <w:tc>
+          <w:tcPr/>
+          <w:p>
+            <w:pPr>
+              <w:pStyle w:val="Compact"/>
+            </w:pPr>
+            <w:r>
+              <w:t xml:space="preserve">T3, T4</w:t>
+            </w:r>
+          </w:p>
+        </w:tc>
+        <w:tc>
+          <w:tcPr/>
+          <w:p>
+            <w:pPr>
+              <w:pStyle w:val="Compact"/>
+            </w:pPr>
+            <w:r>
+              <w:t xml:space="preserve">Zelfdegradatie (</w:t>
+            </w:r>
+            <w:r>
+              <w:t xml:space="preserve">“ik geef het stokje door”</w:t>
+            </w:r>
+            <w:r>
+              <w:t xml:space="preserve">)</w:t>
+            </w:r>
+          </w:p>
+        </w:tc>
+      </w:tr>
+      <w:tr>
+        <w:tc>
+          <w:tcPr/>
+          <w:p>
+            <w:pPr>
+              <w:pStyle w:val="Compact"/>
+            </w:pPr>
+            <w:r>
+              <w:rPr>
+                <w:rStyle w:val="VerbatimChar"/>
+              </w:rPr>
+              <w:t xml:space="preserve">fn_team_request_remove_member</w:t>
+            </w:r>
+          </w:p>
+        </w:tc>
+        <w:tc>
+          <w:tcPr/>
+          <w:p>
+            <w:pPr>
+              <w:pStyle w:val="Compact"/>
+            </w:pPr>
+            <w:r>
+              <w:t xml:space="preserve">T5</w:t>
+            </w:r>
+          </w:p>
+        </w:tc>
+        <w:tc>
+          <w:tcPr/>
+          <w:p>
+            <w:pPr>
+              <w:pStyle w:val="Compact"/>
+            </w:pPr>
+            <w:r>
+              <w:t xml:space="preserve">Terugtrekkingsverzoek met verval van 7 dagen</w:t>
+            </w:r>
+          </w:p>
+        </w:tc>
+      </w:tr>
+      <w:tr>
+        <w:tc>
+          <w:tcPr/>
+          <w:p>
+            <w:pPr>
+              <w:pStyle w:val="Compact"/>
+            </w:pPr>
+            <w:r>
+              <w:rPr>
+                <w:rStyle w:val="VerbatimChar"/>
+              </w:rPr>
+              <w:t xml:space="preserve">fn_team_cancel_remove_member</w:t>
+            </w:r>
+          </w:p>
+        </w:tc>
+        <w:tc>
+          <w:tcPr/>
+          <w:p>
+            <w:pPr>
+              <w:pStyle w:val="Compact"/>
+            </w:pPr>
+            <w:r>
+              <w:t xml:space="preserve">T8</w:t>
+            </w:r>
+          </w:p>
+        </w:tc>
+        <w:tc>
+          <w:tcPr/>
+          <w:p>
+            <w:pPr>
+              <w:pStyle w:val="Compact"/>
+            </w:pPr>
+            <w:r>
+              <w:t xml:space="preserve">Annulering van een terugtrekkingsverzoek</w:t>
+            </w:r>
+          </w:p>
+        </w:tc>
+      </w:tr>
+      <w:tr>
+        <w:tc>
+          <w:tcPr/>
+          <w:p>
+            <w:pPr>
+              <w:pStyle w:val="Compact"/>
+            </w:pPr>
+            <w:r>
+              <w:rPr>
+                <w:rStyle w:val="VerbatimChar"/>
+              </w:rPr>
+              <w:t xml:space="preserve">fn_team_suspend_member</w:t>
+            </w:r>
+          </w:p>
+        </w:tc>
+        <w:tc>
+          <w:tcPr/>
+          <w:p>
+            <w:pPr>
+              <w:pStyle w:val="Compact"/>
+            </w:pPr>
+            <w:r>
+              <w:t xml:space="preserve">T6</w:t>
+            </w:r>
+          </w:p>
+        </w:tc>
+        <w:tc>
+          <w:tcPr/>
+          <w:p>
+            <w:pPr>
+              <w:pStyle w:val="Compact"/>
+            </w:pPr>
+            <w:r>
+              <w:t xml:space="preserve">Onmiddellijke schorsing (conservatoire maatregel)</w:t>
+            </w:r>
+          </w:p>
+        </w:tc>
+      </w:tr>
+      <w:tr>
+        <w:tc>
+          <w:tcPr/>
+          <w:p>
+            <w:pPr>
+              <w:pStyle w:val="Compact"/>
+            </w:pPr>
+            <w:r>
+              <w:rPr>
+                <w:rStyle w:val="VerbatimChar"/>
+              </w:rPr>
+              <w:t xml:space="preserve">fn_team_unsuspend_member</w:t>
+            </w:r>
+          </w:p>
+        </w:tc>
+        <w:tc>
+          <w:tcPr/>
+          <w:p>
+            <w:pPr>
+              <w:pStyle w:val="Compact"/>
+            </w:pPr>
+            <w:r>
+              <w:t xml:space="preserve">T7</w:t>
+            </w:r>
+          </w:p>
+        </w:tc>
+        <w:tc>
+          <w:tcPr/>
+          <w:p>
+            <w:pPr>
+              <w:pStyle w:val="Compact"/>
+            </w:pPr>
+            <w:r>
+              <w:t xml:space="preserve">Opheffing van schorsing</w:t>
+            </w:r>
+          </w:p>
+        </w:tc>
+      </w:tr>
+      <w:tr>
+        <w:tc>
+          <w:tcPr/>
+          <w:p>
+            <w:pPr>
+              <w:pStyle w:val="Compact"/>
+            </w:pPr>
+            <w:r>
+              <w:rPr>
+                <w:rStyle w:val="VerbatimChar"/>
+              </w:rPr>
+              <w:t xml:space="preserve">fn_validate_physical_account</w:t>
+            </w:r>
+          </w:p>
+        </w:tc>
+        <w:tc>
+          <w:tcPr/>
+          <w:p>
+            <w:pPr>
+              <w:pStyle w:val="Compact"/>
+            </w:pPr>
+            <w:r>
+              <w:t xml:space="preserve">—</w:t>
+            </w:r>
+          </w:p>
+        </w:tc>
+        <w:tc>
+          <w:tcPr/>
+          <w:p>
+            <w:pPr>
+              <w:pStyle w:val="Compact"/>
+            </w:pPr>
+            <w:r>
+              <w:t xml:space="preserve">Fysieke validatie van een</w:t>
             </w:r>
             <w:r>
               <w:t xml:space="preserve"> </w:t>
@@ -20875,326 +21981,6 @@
               </w:rPr>
               <w:t xml:space="preserve">reader</w:t>
             </w:r>
-            <w:r>
-              <w:t xml:space="preserve"> </w:t>
-            </w:r>
-            <w:r>
-              <w:t xml:space="preserve">→</w:t>
-            </w:r>
-            <w:r>
-              <w:t xml:space="preserve"> </w:t>
-            </w:r>
-            <w:r>
-              <w:rPr>
-                <w:rStyle w:val="VerbatimChar"/>
-              </w:rPr>
-              <w:t xml:space="preserve">librarian</w:t>
-            </w:r>
-          </w:p>
-        </w:tc>
-      </w:tr>
-      <w:tr>
-        <w:tc>
-          <w:tcPr/>
-          <w:p>
-            <w:pPr>
-              <w:pStyle w:val="Compact"/>
-            </w:pPr>
-            <w:r>
-              <w:rPr>
-                <w:rStyle w:val="VerbatimChar"/>
-              </w:rPr>
-              <w:t xml:space="preserve">fn_team_promote_to_coordenador</w:t>
-            </w:r>
-          </w:p>
-        </w:tc>
-        <w:tc>
-          <w:tcPr/>
-          <w:p>
-            <w:pPr>
-              <w:pStyle w:val="Compact"/>
-            </w:pPr>
-            <w:r>
-              <w:t xml:space="preserve">T2</w:t>
-            </w:r>
-          </w:p>
-        </w:tc>
-        <w:tc>
-          <w:tcPr/>
-          <w:p>
-            <w:pPr>
-              <w:pStyle w:val="Compact"/>
-            </w:pPr>
-            <w:r>
-              <w:t xml:space="preserve">Coöptatie</w:t>
-            </w:r>
-            <w:r>
-              <w:t xml:space="preserve"> </w:t>
-            </w:r>
-            <w:r>
-              <w:rPr>
-                <w:rStyle w:val="VerbatimChar"/>
-              </w:rPr>
-              <w:t xml:space="preserve">librarian</w:t>
-            </w:r>
-            <w:r>
-              <w:t xml:space="preserve"> </w:t>
-            </w:r>
-            <w:r>
-              <w:t xml:space="preserve">→</w:t>
-            </w:r>
-            <w:r>
-              <w:t xml:space="preserve"> </w:t>
-            </w:r>
-            <w:r>
-              <w:rPr>
-                <w:rStyle w:val="VerbatimChar"/>
-              </w:rPr>
-              <w:t xml:space="preserve">coordenador</w:t>
-            </w:r>
-          </w:p>
-        </w:tc>
-      </w:tr>
-      <w:tr>
-        <w:tc>
-          <w:tcPr/>
-          <w:p>
-            <w:pPr>
-              <w:pStyle w:val="Compact"/>
-            </w:pPr>
-            <w:r>
-              <w:rPr>
-                <w:rStyle w:val="VerbatimChar"/>
-              </w:rPr>
-              <w:t xml:space="preserve">fn_team_self_demote</w:t>
-            </w:r>
-          </w:p>
-        </w:tc>
-        <w:tc>
-          <w:tcPr/>
-          <w:p>
-            <w:pPr>
-              <w:pStyle w:val="Compact"/>
-            </w:pPr>
-            <w:r>
-              <w:t xml:space="preserve">T3, T4</w:t>
-            </w:r>
-          </w:p>
-        </w:tc>
-        <w:tc>
-          <w:tcPr/>
-          <w:p>
-            <w:pPr>
-              <w:pStyle w:val="Compact"/>
-            </w:pPr>
-            <w:r>
-              <w:t xml:space="preserve">Zelfdegradatie (</w:t>
-            </w:r>
-            <w:r>
-              <w:t xml:space="preserve">“ik geef het stokje door”</w:t>
-            </w:r>
-            <w:r>
-              <w:t xml:space="preserve">)</w:t>
-            </w:r>
-          </w:p>
-        </w:tc>
-      </w:tr>
-      <w:tr>
-        <w:tc>
-          <w:tcPr/>
-          <w:p>
-            <w:pPr>
-              <w:pStyle w:val="Compact"/>
-            </w:pPr>
-            <w:r>
-              <w:rPr>
-                <w:rStyle w:val="VerbatimChar"/>
-              </w:rPr>
-              <w:t xml:space="preserve">fn_team_request_remove_member</w:t>
-            </w:r>
-          </w:p>
-        </w:tc>
-        <w:tc>
-          <w:tcPr/>
-          <w:p>
-            <w:pPr>
-              <w:pStyle w:val="Compact"/>
-            </w:pPr>
-            <w:r>
-              <w:t xml:space="preserve">T5</w:t>
-            </w:r>
-          </w:p>
-        </w:tc>
-        <w:tc>
-          <w:tcPr/>
-          <w:p>
-            <w:pPr>
-              <w:pStyle w:val="Compact"/>
-            </w:pPr>
-            <w:r>
-              <w:t xml:space="preserve">Terugtrekkingsverzoek met verval van 7 dagen</w:t>
-            </w:r>
-          </w:p>
-        </w:tc>
-      </w:tr>
-      <w:tr>
-        <w:tc>
-          <w:tcPr/>
-          <w:p>
-            <w:pPr>
-              <w:pStyle w:val="Compact"/>
-            </w:pPr>
-            <w:r>
-              <w:rPr>
-                <w:rStyle w:val="VerbatimChar"/>
-              </w:rPr>
-              <w:t xml:space="preserve">fn_team_cancel_remove_member</w:t>
-            </w:r>
-          </w:p>
-        </w:tc>
-        <w:tc>
-          <w:tcPr/>
-          <w:p>
-            <w:pPr>
-              <w:pStyle w:val="Compact"/>
-            </w:pPr>
-            <w:r>
-              <w:t xml:space="preserve">T8</w:t>
-            </w:r>
-          </w:p>
-        </w:tc>
-        <w:tc>
-          <w:tcPr/>
-          <w:p>
-            <w:pPr>
-              <w:pStyle w:val="Compact"/>
-            </w:pPr>
-            <w:r>
-              <w:t xml:space="preserve">Annulering van een terugtrekkingsverzoek</w:t>
-            </w:r>
-          </w:p>
-        </w:tc>
-      </w:tr>
-      <w:tr>
-        <w:tc>
-          <w:tcPr/>
-          <w:p>
-            <w:pPr>
-              <w:pStyle w:val="Compact"/>
-            </w:pPr>
-            <w:r>
-              <w:rPr>
-                <w:rStyle w:val="VerbatimChar"/>
-              </w:rPr>
-              <w:t xml:space="preserve">fn_team_suspend_member</w:t>
-            </w:r>
-          </w:p>
-        </w:tc>
-        <w:tc>
-          <w:tcPr/>
-          <w:p>
-            <w:pPr>
-              <w:pStyle w:val="Compact"/>
-            </w:pPr>
-            <w:r>
-              <w:t xml:space="preserve">T6</w:t>
-            </w:r>
-          </w:p>
-        </w:tc>
-        <w:tc>
-          <w:tcPr/>
-          <w:p>
-            <w:pPr>
-              <w:pStyle w:val="Compact"/>
-            </w:pPr>
-            <w:r>
-              <w:t xml:space="preserve">Onmiddellijke schorsing (conservatoire maatregel)</w:t>
-            </w:r>
-          </w:p>
-        </w:tc>
-      </w:tr>
-      <w:tr>
-        <w:tc>
-          <w:tcPr/>
-          <w:p>
-            <w:pPr>
-              <w:pStyle w:val="Compact"/>
-            </w:pPr>
-            <w:r>
-              <w:rPr>
-                <w:rStyle w:val="VerbatimChar"/>
-              </w:rPr>
-              <w:t xml:space="preserve">fn_team_unsuspend_member</w:t>
-            </w:r>
-          </w:p>
-        </w:tc>
-        <w:tc>
-          <w:tcPr/>
-          <w:p>
-            <w:pPr>
-              <w:pStyle w:val="Compact"/>
-            </w:pPr>
-            <w:r>
-              <w:t xml:space="preserve">T7</w:t>
-            </w:r>
-          </w:p>
-        </w:tc>
-        <w:tc>
-          <w:tcPr/>
-          <w:p>
-            <w:pPr>
-              <w:pStyle w:val="Compact"/>
-            </w:pPr>
-            <w:r>
-              <w:t xml:space="preserve">Opheffing van schorsing</w:t>
-            </w:r>
-          </w:p>
-        </w:tc>
-      </w:tr>
-      <w:tr>
-        <w:tc>
-          <w:tcPr/>
-          <w:p>
-            <w:pPr>
-              <w:pStyle w:val="Compact"/>
-            </w:pPr>
-            <w:r>
-              <w:rPr>
-                <w:rStyle w:val="VerbatimChar"/>
-              </w:rPr>
-              <w:t xml:space="preserve">fn_validate_physical_account</w:t>
-            </w:r>
-          </w:p>
-        </w:tc>
-        <w:tc>
-          <w:tcPr/>
-          <w:p>
-            <w:pPr>
-              <w:pStyle w:val="Compact"/>
-            </w:pPr>
-            <w:r>
-              <w:t xml:space="preserve">—</w:t>
-            </w:r>
-          </w:p>
-        </w:tc>
-        <w:tc>
-          <w:tcPr/>
-          <w:p>
-            <w:pPr>
-              <w:pStyle w:val="Compact"/>
-            </w:pPr>
-            <w:r>
-              <w:t xml:space="preserve">Fysieke validatie van een</w:t>
-            </w:r>
-            <w:r>
-              <w:t xml:space="preserve"> </w:t>
-            </w:r>
-            <w:r>
-              <w:rPr>
-                <w:rStyle w:val="VerbatimChar"/>
-              </w:rPr>
-              <w:t xml:space="preserve">reader</w:t>
-            </w:r>
           </w:p>
         </w:tc>
       </w:tr>
@@ -21240,7 +22026,7 @@
               <w:rPr>
                 <w:rStyle w:val="VerbatimChar"/>
               </w:rPr>
-              <w:t xml:space="preserve">inactive</w:t>
+              <w:t xml:space="preserve">removed</w:t>
             </w:r>
             <w:r>
               <w:t xml:space="preserve"> </w:t>
@@ -21290,6 +22076,135 @@
         </w:tc>
       </w:tr>
     </w:tbl>
+    <w:p>
+      <w:pPr>
+        <w:pStyle w:val="BodyText"/>
+      </w:pPr>
+      <w:r>
+        <w:rPr>
+          <w:i/>
+          <w:iCs/>
+        </w:rPr>
+        <w:t xml:space="preserve">De oude directe bevorderingen</w:t>
+      </w:r>
+      <w:r>
+        <w:rPr>
+          <w:i/>
+          <w:iCs/>
+        </w:rPr>
+        <w:t xml:space="preserve"> </w:t>
+      </w:r>
+      <w:r>
+        <w:rPr>
+          <w:rStyle w:val="VerbatimChar"/>
+          <w:i/>
+          <w:iCs/>
+        </w:rPr>
+        <w:t xml:space="preserve">fn_team_promote_to_librarian</w:t>
+      </w:r>
+      <w:r>
+        <w:rPr>
+          <w:i/>
+          <w:iCs/>
+        </w:rPr>
+        <w:t xml:space="preserve"> </w:t>
+      </w:r>
+      <w:r>
+        <w:rPr>
+          <w:i/>
+          <w:iCs/>
+        </w:rPr>
+        <w:t xml:space="preserve">en</w:t>
+      </w:r>
+      <w:r>
+        <w:rPr>
+          <w:i/>
+          <w:iCs/>
+        </w:rPr>
+        <w:t xml:space="preserve"> </w:t>
+      </w:r>
+      <w:r>
+        <w:rPr>
+          <w:rStyle w:val="VerbatimChar"/>
+          <w:i/>
+          <w:iCs/>
+        </w:rPr>
+        <w:t xml:space="preserve">fn_team_promote_to_coordenador</w:t>
+      </w:r>
+      <w:r>
+        <w:rPr>
+          <w:i/>
+          <w:iCs/>
+        </w:rPr>
+        <w:t xml:space="preserve"> </w:t>
+      </w:r>
+      <w:r>
+        <w:rPr>
+          <w:i/>
+          <w:iCs/>
+        </w:rPr>
+        <w:t xml:space="preserve">zijn</w:t>
+      </w:r>
+      <w:r>
+        <w:rPr>
+          <w:i/>
+          <w:iCs/>
+        </w:rPr>
+        <w:t xml:space="preserve"> </w:t>
+      </w:r>
+      <w:r>
+        <w:rPr>
+          <w:b/>
+          <w:bCs/>
+          <w:i/>
+          <w:iCs/>
+        </w:rPr>
+        <w:t xml:space="preserve">buiten werking gesteld</w:t>
+      </w:r>
+      <w:r>
+        <w:rPr>
+          <w:i/>
+          <w:iCs/>
+        </w:rPr>
+        <w:t xml:space="preserve"> </w:t>
+      </w:r>
+      <w:r>
+        <w:rPr>
+          <w:i/>
+          <w:iCs/>
+        </w:rPr>
+        <w:t xml:space="preserve">(26/08 en 01/09/2026): ze weigeren met</w:t>
+      </w:r>
+      <w:r>
+        <w:rPr>
+          <w:i/>
+          <w:iCs/>
+        </w:rPr>
+        <w:t xml:space="preserve"> </w:t>
+      </w:r>
+      <w:r>
+        <w:rPr>
+          <w:rStyle w:val="VerbatimChar"/>
+          <w:i/>
+          <w:iCs/>
+        </w:rPr>
+        <w:t xml:space="preserve">collegiality_required</w:t>
+      </w:r>
+      <w:r>
+        <w:rPr>
+          <w:i/>
+          <w:iCs/>
+        </w:rPr>
+        <w:t xml:space="preserve"> </w:t>
+      </w:r>
+      <w:r>
+        <w:rPr>
+          <w:i/>
+          <w:iCs/>
+        </w:rPr>
+        <w:t xml:space="preserve">en wijzen naar het driestappenpad. Ze staan hier alleen opdat hun naam, aangetroffen in een oud document, niet voor een actief pad wordt gehouden.</w:t>
+      </w:r>
+    </w:p>
     <w:bookmarkEnd w:id="166"/>
     <w:bookmarkStart w:id="167" w:name="functies-voor-netwerkbeheerder"/>
     <w:p>
@@ -22507,7 +23422,7 @@
         <w:pStyle w:val="Compact"/>
         <w:numPr>
           <w:ilvl w:val="0"/>
-          <w:numId w:val="1081"/>
+          <w:numId w:val="1082"/>
         </w:numPr>
       </w:pPr>
       <w:r>
@@ -22528,7 +23443,7 @@
         <w:pStyle w:val="Compact"/>
         <w:numPr>
           <w:ilvl w:val="0"/>
-          <w:numId w:val="1081"/>
+          <w:numId w:val="1082"/>
         </w:numPr>
       </w:pPr>
       <w:r>
@@ -22549,7 +23464,7 @@
         <w:pStyle w:val="Compact"/>
         <w:numPr>
           <w:ilvl w:val="0"/>
-          <w:numId w:val="1081"/>
+          <w:numId w:val="1082"/>
         </w:numPr>
       </w:pPr>
       <w:r>
@@ -22570,7 +23485,7 @@
         <w:pStyle w:val="Compact"/>
         <w:numPr>
           <w:ilvl w:val="0"/>
-          <w:numId w:val="1081"/>
+          <w:numId w:val="1082"/>
         </w:numPr>
       </w:pPr>
       <w:r>
@@ -23418,6 +24333,9 @@
     <w:abstractNumId w:val="991"/>
   </w:num>
   <w:num w:numId="1063">
+    <w:abstractNumId w:val="991"/>
+  </w:num>
+  <w:num w:numId="1064">
     <w:abstractNumId w:val="99411"/>
     <w:lvlOverride w:ilvl="0">
       <w:startOverride w:val="1"/>
@@ -23447,10 +24365,10 @@
       <w:startOverride w:val="1"/>
     </w:lvlOverride>
   </w:num>
-  <w:num w:numId="1064">
+  <w:num w:numId="1065">
     <w:abstractNumId w:val="991"/>
   </w:num>
-  <w:num w:numId="1065">
+  <w:num w:numId="1066">
     <w:abstractNumId w:val="99411"/>
     <w:lvlOverride w:ilvl="0">
       <w:startOverride w:val="1"/>
@@ -23480,10 +24398,10 @@
       <w:startOverride w:val="1"/>
     </w:lvlOverride>
   </w:num>
-  <w:num w:numId="1066">
+  <w:num w:numId="1067">
     <w:abstractNumId w:val="991"/>
   </w:num>
-  <w:num w:numId="1067">
+  <w:num w:numId="1068">
     <w:abstractNumId w:val="99411"/>
     <w:lvlOverride w:ilvl="0">
       <w:startOverride w:val="1"/>
@@ -23513,9 +24431,6 @@
       <w:startOverride w:val="1"/>
     </w:lvlOverride>
   </w:num>
-  <w:num w:numId="1068">
-    <w:abstractNumId w:val="991"/>
-  </w:num>
   <w:num w:numId="1069">
     <w:abstractNumId w:val="991"/>
   </w:num>
@@ -23523,6 +24438,9 @@
     <w:abstractNumId w:val="991"/>
   </w:num>
   <w:num w:numId="1071">
+    <w:abstractNumId w:val="991"/>
+  </w:num>
+  <w:num w:numId="1072">
     <w:abstractNumId w:val="99411"/>
     <w:lvlOverride w:ilvl="0">
       <w:startOverride w:val="1"/>
@@ -23552,13 +24470,13 @@
       <w:startOverride w:val="1"/>
     </w:lvlOverride>
   </w:num>
-  <w:num w:numId="1072">
-    <w:abstractNumId w:val="991"/>
-  </w:num>
   <w:num w:numId="1073">
     <w:abstractNumId w:val="991"/>
   </w:num>
   <w:num w:numId="1074">
+    <w:abstractNumId w:val="991"/>
+  </w:num>
+  <w:num w:numId="1075">
     <w:abstractNumId w:val="99411"/>
     <w:lvlOverride w:ilvl="0">
       <w:startOverride w:val="1"/>
@@ -23588,13 +24506,13 @@
       <w:startOverride w:val="1"/>
     </w:lvlOverride>
   </w:num>
-  <w:num w:numId="1075">
-    <w:abstractNumId w:val="991"/>
-  </w:num>
   <w:num w:numId="1076">
     <w:abstractNumId w:val="991"/>
   </w:num>
   <w:num w:numId="1077">
+    <w:abstractNumId w:val="991"/>
+  </w:num>
+  <w:num w:numId="1078">
     <w:abstractNumId w:val="99411"/>
     <w:lvlOverride w:ilvl="0">
       <w:startOverride w:val="1"/>
@@ -23624,9 +24542,6 @@
       <w:startOverride w:val="1"/>
     </w:lvlOverride>
   </w:num>
-  <w:num w:numId="1078">
-    <w:abstractNumId w:val="991"/>
-  </w:num>
   <w:num w:numId="1079">
     <w:abstractNumId w:val="991"/>
   </w:num>
@@ -23634,6 +24549,9 @@
     <w:abstractNumId w:val="991"/>
   </w:num>
   <w:num w:numId="1081">
+    <w:abstractNumId w:val="991"/>
+  </w:num>
+  <w:num w:numId="1082">
     <w:abstractNumId w:val="991"/>
   </w:num>
 </w:numbering>
